--- a/templ/urist1/Опись имущества.docx
+++ b/templ/urist1/Опись имущества.docx
@@ -507,7 +507,6 @@
               </w:rPr>
               <w:t>{{</w:t>
             </w:r>
-            <w:proofErr w:type="spellStart"/>
             <w:r>
               <w:rPr>
                 <w:sz w:val="24"/>
@@ -515,7 +514,6 @@
               </w:rPr>
               <w:t>Прежние_имена_фамилия_отчества</w:t>
             </w:r>
-            <w:proofErr w:type="spellEnd"/>
             <w:r>
               <w:rPr>
                 <w:sz w:val="24"/>
@@ -614,7 +612,6 @@
               </w:rPr>
               <w:t>{{</w:t>
             </w:r>
-            <w:proofErr w:type="spellStart"/>
             <w:r>
               <w:rPr>
                 <w:sz w:val="24"/>
@@ -622,7 +619,6 @@
               </w:rPr>
               <w:t>Дата_рождения</w:t>
             </w:r>
-            <w:proofErr w:type="spellEnd"/>
             <w:r>
               <w:rPr>
                 <w:sz w:val="24"/>
@@ -721,7 +717,6 @@
               </w:rPr>
               <w:t>{{</w:t>
             </w:r>
-            <w:proofErr w:type="spellStart"/>
             <w:r>
               <w:rPr>
                 <w:sz w:val="24"/>
@@ -729,7 +724,6 @@
               </w:rPr>
               <w:t>Место_рождения</w:t>
             </w:r>
-            <w:proofErr w:type="spellEnd"/>
             <w:r>
               <w:rPr>
                 <w:sz w:val="24"/>
@@ -828,7 +822,6 @@
               </w:rPr>
               <w:t>{{</w:t>
             </w:r>
-            <w:proofErr w:type="spellStart"/>
             <w:r>
               <w:rPr>
                 <w:sz w:val="24"/>
@@ -850,7 +843,6 @@
               </w:rPr>
               <w:t>нилс</w:t>
             </w:r>
-            <w:proofErr w:type="spellEnd"/>
             <w:r>
               <w:rPr>
                 <w:sz w:val="24"/>
@@ -949,7 +941,6 @@
               </w:rPr>
               <w:t>{{</w:t>
             </w:r>
-            <w:proofErr w:type="spellStart"/>
             <w:r>
               <w:rPr>
                 <w:sz w:val="24"/>
@@ -971,7 +962,6 @@
               </w:rPr>
               <w:t>нн</w:t>
             </w:r>
-            <w:proofErr w:type="spellEnd"/>
             <w:r>
               <w:rPr>
                 <w:sz w:val="24"/>
@@ -1191,23 +1181,7 @@
                 <w:sz w:val="24"/>
                 <w:szCs w:val="24"/>
               </w:rPr>
-              <w:t>{{</w:t>
-            </w:r>
-            <w:proofErr w:type="spellStart"/>
-            <w:r>
-              <w:rPr>
-                <w:sz w:val="24"/>
-                <w:szCs w:val="24"/>
-              </w:rPr>
-              <w:t>Серия_и_номер_пас</w:t>
-            </w:r>
-            <w:proofErr w:type="spellEnd"/>
-            <w:r>
-              <w:rPr>
-                <w:sz w:val="24"/>
-                <w:szCs w:val="24"/>
-              </w:rPr>
-              <w:t>}}</w:t>
+              <w:t>{{Серия_и_номер_пас}}</w:t>
             </w:r>
           </w:p>
         </w:tc>
@@ -1334,7 +1308,6 @@
               </w:rPr>
               <w:t>{{</w:t>
             </w:r>
-            <w:proofErr w:type="spellStart"/>
             <w:r>
               <w:rPr>
                 <w:sz w:val="24"/>
@@ -1342,7 +1315,6 @@
               </w:rPr>
               <w:t>Субъект_прописка</w:t>
             </w:r>
-            <w:proofErr w:type="spellEnd"/>
             <w:r>
               <w:rPr>
                 <w:sz w:val="24"/>
@@ -1441,7 +1413,6 @@
               </w:rPr>
               <w:t>{{</w:t>
             </w:r>
-            <w:proofErr w:type="spellStart"/>
             <w:r>
               <w:rPr>
                 <w:sz w:val="24"/>
@@ -1449,7 +1420,6 @@
               </w:rPr>
               <w:t>Район_прописка</w:t>
             </w:r>
-            <w:proofErr w:type="spellEnd"/>
             <w:r>
               <w:rPr>
                 <w:sz w:val="24"/>
@@ -1548,7 +1518,6 @@
               </w:rPr>
               <w:t>{{</w:t>
             </w:r>
-            <w:proofErr w:type="spellStart"/>
             <w:r>
               <w:rPr>
                 <w:sz w:val="24"/>
@@ -1556,7 +1525,6 @@
               </w:rPr>
               <w:t>Города_прописка</w:t>
             </w:r>
-            <w:proofErr w:type="spellEnd"/>
             <w:r>
               <w:rPr>
                 <w:sz w:val="24"/>
@@ -1655,7 +1623,6 @@
               </w:rPr>
               <w:t>{{</w:t>
             </w:r>
-            <w:proofErr w:type="spellStart"/>
             <w:r>
               <w:rPr>
                 <w:sz w:val="24"/>
@@ -1663,7 +1630,6 @@
               </w:rPr>
               <w:t>Населенный_пункт_прописка</w:t>
             </w:r>
-            <w:proofErr w:type="spellEnd"/>
             <w:r>
               <w:rPr>
                 <w:sz w:val="24"/>
@@ -1770,7 +1736,6 @@
               </w:rPr>
               <w:t>{{</w:t>
             </w:r>
-            <w:proofErr w:type="spellStart"/>
             <w:r>
               <w:rPr>
                 <w:sz w:val="24"/>
@@ -1778,7 +1743,6 @@
               </w:rPr>
               <w:t>Улица_прописка</w:t>
             </w:r>
-            <w:proofErr w:type="spellEnd"/>
             <w:r>
               <w:rPr>
                 <w:sz w:val="24"/>
@@ -1877,7 +1841,6 @@
               </w:rPr>
               <w:t>{{</w:t>
             </w:r>
-            <w:proofErr w:type="spellStart"/>
             <w:r>
               <w:rPr>
                 <w:sz w:val="24"/>
@@ -1885,7 +1848,6 @@
               </w:rPr>
               <w:t>Номер_дома_прописка</w:t>
             </w:r>
-            <w:proofErr w:type="spellEnd"/>
             <w:r>
               <w:rPr>
                 <w:sz w:val="24"/>
@@ -1984,7 +1946,6 @@
               </w:rPr>
               <w:t>{{</w:t>
             </w:r>
-            <w:proofErr w:type="spellStart"/>
             <w:r>
               <w:rPr>
                 <w:sz w:val="24"/>
@@ -1992,7 +1953,6 @@
               </w:rPr>
               <w:t>Номер_корпуса_прописка</w:t>
             </w:r>
-            <w:proofErr w:type="spellEnd"/>
             <w:r>
               <w:rPr>
                 <w:sz w:val="24"/>
@@ -2091,7 +2051,6 @@
               </w:rPr>
               <w:t>{{</w:t>
             </w:r>
-            <w:proofErr w:type="spellStart"/>
             <w:r>
               <w:rPr>
                 <w:sz w:val="24"/>
@@ -2099,7 +2058,6 @@
               </w:rPr>
               <w:t>Номер_квартиры_прописка</w:t>
             </w:r>
-            <w:proofErr w:type="spellEnd"/>
             <w:r>
               <w:rPr>
                 <w:sz w:val="24"/>
@@ -2516,71 +2474,7 @@
                 <w:sz w:val="24"/>
                 <w:szCs w:val="24"/>
               </w:rPr>
-              <w:t>{%</w:t>
-            </w:r>
-            <w:proofErr w:type="spellStart"/>
-            <w:r>
-              <w:rPr>
-                <w:sz w:val="24"/>
-                <w:szCs w:val="24"/>
-              </w:rPr>
-              <w:t>tr</w:t>
-            </w:r>
-            <w:proofErr w:type="spellEnd"/>
-            <w:r>
-              <w:rPr>
-                <w:sz w:val="24"/>
-                <w:szCs w:val="24"/>
-              </w:rPr>
-              <w:t xml:space="preserve"> </w:t>
-            </w:r>
-            <w:proofErr w:type="spellStart"/>
-            <w:r>
-              <w:rPr>
-                <w:sz w:val="24"/>
-                <w:szCs w:val="24"/>
-              </w:rPr>
-              <w:t>for</w:t>
-            </w:r>
-            <w:proofErr w:type="spellEnd"/>
-            <w:r>
-              <w:rPr>
-                <w:sz w:val="24"/>
-                <w:szCs w:val="24"/>
-              </w:rPr>
-              <w:t xml:space="preserve"> участок </w:t>
-            </w:r>
-            <w:proofErr w:type="spellStart"/>
-            <w:r>
-              <w:rPr>
-                <w:sz w:val="24"/>
-                <w:szCs w:val="24"/>
-              </w:rPr>
-              <w:t>in</w:t>
-            </w:r>
-            <w:proofErr w:type="spellEnd"/>
-            <w:r>
-              <w:rPr>
-                <w:sz w:val="24"/>
-                <w:szCs w:val="24"/>
-              </w:rPr>
-              <w:t xml:space="preserve"> </w:t>
-            </w:r>
-            <w:proofErr w:type="spellStart"/>
-            <w:r>
-              <w:rPr>
-                <w:sz w:val="24"/>
-                <w:szCs w:val="24"/>
-              </w:rPr>
-              <w:t>земельные_участки</w:t>
-            </w:r>
-            <w:proofErr w:type="spellEnd"/>
-            <w:r>
-              <w:rPr>
-                <w:sz w:val="24"/>
-                <w:szCs w:val="24"/>
-              </w:rPr>
-              <w:t xml:space="preserve"> %}</w:t>
+              <w:t>{%tr for участок in земельные_участки %}</w:t>
             </w:r>
           </w:p>
         </w:tc>
@@ -2696,6 +2590,13 @@
                 <w:sz w:val="24"/>
                 <w:szCs w:val="24"/>
               </w:rPr>
+              <w:t>{% vm %}</w:t>
+            </w:r>
+            <w:r>
+              <w:rPr>
+                <w:sz w:val="24"/>
+                <w:szCs w:val="24"/>
+              </w:rPr>
               <w:t>1.1</w:t>
             </w:r>
           </w:p>
@@ -2706,7 +2607,6 @@
             <w:tcBorders>
               <w:bottom w:val="single" w:sz="4" w:space="0" w:color="auto"/>
             </w:tcBorders>
-            <w:vAlign w:val="bottom"/>
           </w:tcPr>
           <w:p>
             <w:pPr>
@@ -2721,6 +2621,13 @@
                 <w:sz w:val="24"/>
                 <w:szCs w:val="24"/>
               </w:rPr>
+              <w:t>{% vm %}</w:t>
+            </w:r>
+            <w:r>
+              <w:rPr>
+                <w:sz w:val="24"/>
+                <w:szCs w:val="24"/>
+              </w:rPr>
               <w:t>Земельные участки </w:t>
             </w:r>
             <w:r>
@@ -2745,33 +2652,6 @@
               <w:rPr>
                 <w:sz w:val="24"/>
                 <w:szCs w:val="24"/>
-                <w:lang w:val="en-US"/>
-              </w:rPr>
-            </w:pPr>
-            <w:r>
-              <w:rPr>
-                <w:sz w:val="24"/>
-                <w:szCs w:val="24"/>
-                <w:lang w:val="en-US"/>
-              </w:rPr>
-              <w:t>1)</w:t>
-            </w:r>
-          </w:p>
-        </w:tc>
-        <w:tc>
-          <w:tcPr>
-            <w:tcW w:w="1474" w:type="dxa"/>
-            <w:tcBorders>
-              <w:bottom w:val="single" w:sz="4" w:space="0" w:color="auto"/>
-            </w:tcBorders>
-            <w:vAlign w:val="center"/>
-          </w:tcPr>
-          <w:p>
-            <w:pPr>
-              <w:jc w:val="center"/>
-              <w:rPr>
-                <w:sz w:val="24"/>
-                <w:szCs w:val="24"/>
               </w:rPr>
             </w:pPr>
             <w:r>
@@ -2781,15 +2661,13 @@
               </w:rPr>
               <w:t>{{</w:t>
             </w:r>
-            <w:proofErr w:type="spellStart"/>
-            <w:r>
-              <w:rPr>
-                <w:sz w:val="24"/>
-                <w:szCs w:val="24"/>
-              </w:rPr>
-              <w:t>участок.Вид_собственности</w:t>
-            </w:r>
-            <w:proofErr w:type="spellEnd"/>
+            <w:r>
+              <w:rPr>
+                <w:sz w:val="24"/>
+                <w:szCs w:val="24"/>
+              </w:rPr>
+              <w:t>участок.Число</w:t>
+            </w:r>
             <w:r>
               <w:rPr>
                 <w:sz w:val="24"/>
@@ -2820,146 +2698,107 @@
                 <w:sz w:val="24"/>
                 <w:szCs w:val="24"/>
               </w:rPr>
-              <w:t>{{</w:t>
-            </w:r>
-            <w:proofErr w:type="spellStart"/>
-            <w:r>
-              <w:rPr>
-                <w:sz w:val="24"/>
-                <w:szCs w:val="24"/>
-              </w:rPr>
-              <w:t>участок.Местонахождение_адрес</w:t>
-            </w:r>
-            <w:proofErr w:type="spellEnd"/>
-            <w:r>
-              <w:rPr>
-                <w:sz w:val="24"/>
-                <w:szCs w:val="24"/>
-              </w:rPr>
-              <w:t>}}</w:t>
-            </w:r>
-          </w:p>
-        </w:tc>
-        <w:tc>
-          <w:tcPr>
-            <w:tcW w:w="1474" w:type="dxa"/>
-            <w:tcBorders>
-              <w:bottom w:val="single" w:sz="4" w:space="0" w:color="auto"/>
-            </w:tcBorders>
-            <w:vAlign w:val="center"/>
-          </w:tcPr>
-          <w:p>
-            <w:pPr>
-              <w:jc w:val="center"/>
-              <w:rPr>
-                <w:sz w:val="24"/>
-                <w:szCs w:val="24"/>
-              </w:rPr>
-            </w:pPr>
-            <w:r>
-              <w:rPr>
-                <w:sz w:val="24"/>
-                <w:szCs w:val="24"/>
-              </w:rPr>
-              <w:t>{{</w:t>
-            </w:r>
-            <w:proofErr w:type="spellStart"/>
-            <w:r>
-              <w:rPr>
-                <w:sz w:val="24"/>
-                <w:szCs w:val="24"/>
-              </w:rPr>
-              <w:t>участок.Площадь</w:t>
-            </w:r>
-            <w:proofErr w:type="spellEnd"/>
-            <w:r>
-              <w:rPr>
-                <w:sz w:val="24"/>
-                <w:szCs w:val="24"/>
-              </w:rPr>
-              <w:t>}}</w:t>
-            </w:r>
-          </w:p>
-        </w:tc>
-        <w:tc>
-          <w:tcPr>
-            <w:tcW w:w="1474" w:type="dxa"/>
-            <w:tcBorders>
-              <w:bottom w:val="single" w:sz="4" w:space="0" w:color="auto"/>
-            </w:tcBorders>
-            <w:vAlign w:val="center"/>
-          </w:tcPr>
-          <w:p>
-            <w:pPr>
-              <w:jc w:val="center"/>
-              <w:rPr>
-                <w:sz w:val="24"/>
-                <w:szCs w:val="24"/>
-              </w:rPr>
-            </w:pPr>
-            <w:r>
-              <w:rPr>
-                <w:sz w:val="24"/>
-                <w:szCs w:val="24"/>
-              </w:rPr>
-              <w:t>{{</w:t>
-            </w:r>
-            <w:proofErr w:type="spellStart"/>
-            <w:r>
-              <w:rPr>
-                <w:sz w:val="24"/>
-                <w:szCs w:val="24"/>
-              </w:rPr>
-              <w:t>участок.Основание_приобретения_и_стоимость</w:t>
-            </w:r>
-            <w:proofErr w:type="spellEnd"/>
-            <w:r>
-              <w:rPr>
-                <w:sz w:val="24"/>
-                <w:szCs w:val="24"/>
-              </w:rPr>
-              <w:t>}}</w:t>
-            </w:r>
-          </w:p>
-        </w:tc>
-        <w:tc>
-          <w:tcPr>
-            <w:tcW w:w="1474" w:type="dxa"/>
-            <w:tcBorders>
-              <w:bottom w:val="single" w:sz="4" w:space="0" w:color="auto"/>
-            </w:tcBorders>
-            <w:vAlign w:val="center"/>
-          </w:tcPr>
-          <w:p>
-            <w:pPr>
-              <w:jc w:val="center"/>
-              <w:rPr>
-                <w:sz w:val="24"/>
-                <w:szCs w:val="24"/>
-              </w:rPr>
-            </w:pPr>
-            <w:r>
-              <w:rPr>
-                <w:sz w:val="24"/>
-                <w:szCs w:val="24"/>
-              </w:rPr>
-              <w:t>{{</w:t>
-            </w:r>
-            <w:proofErr w:type="spellStart"/>
-            <w:r>
-              <w:rPr>
-                <w:sz w:val="24"/>
-                <w:szCs w:val="24"/>
-              </w:rPr>
-              <w:t>участок.Сведения_о_залоге_и_залогодержателе</w:t>
-            </w:r>
-            <w:proofErr w:type="spellEnd"/>
-            <w:r>
-              <w:rPr>
-                <w:sz w:val="24"/>
-                <w:szCs w:val="24"/>
-              </w:rPr>
-              <w:t>}}</w:t>
+              <w:t>{{участок.Вид_собственности}}</w:t>
+            </w:r>
+          </w:p>
+        </w:tc>
+        <w:tc>
+          <w:tcPr>
+            <w:tcW w:w="1474" w:type="dxa"/>
+            <w:tcBorders>
+              <w:bottom w:val="single" w:sz="4" w:space="0" w:color="auto"/>
+            </w:tcBorders>
+            <w:vAlign w:val="center"/>
+          </w:tcPr>
+          <w:p>
+            <w:pPr>
+              <w:jc w:val="center"/>
+              <w:rPr>
+                <w:sz w:val="24"/>
+                <w:szCs w:val="24"/>
+              </w:rPr>
+            </w:pPr>
+            <w:r>
+              <w:rPr>
+                <w:sz w:val="24"/>
+                <w:szCs w:val="24"/>
+              </w:rPr>
+              <w:t>{{участок.Местонахождение_адрес}}</w:t>
+            </w:r>
+          </w:p>
+        </w:tc>
+        <w:tc>
+          <w:tcPr>
+            <w:tcW w:w="1474" w:type="dxa"/>
+            <w:tcBorders>
+              <w:bottom w:val="single" w:sz="4" w:space="0" w:color="auto"/>
+            </w:tcBorders>
+            <w:vAlign w:val="center"/>
+          </w:tcPr>
+          <w:p>
+            <w:pPr>
+              <w:jc w:val="center"/>
+              <w:rPr>
+                <w:sz w:val="24"/>
+                <w:szCs w:val="24"/>
+              </w:rPr>
+            </w:pPr>
+            <w:r>
+              <w:rPr>
+                <w:sz w:val="24"/>
+                <w:szCs w:val="24"/>
+              </w:rPr>
+              <w:t>{{участок.Площадь}}</w:t>
+            </w:r>
+          </w:p>
+        </w:tc>
+        <w:tc>
+          <w:tcPr>
+            <w:tcW w:w="1474" w:type="dxa"/>
+            <w:tcBorders>
+              <w:bottom w:val="single" w:sz="4" w:space="0" w:color="auto"/>
+            </w:tcBorders>
+            <w:vAlign w:val="center"/>
+          </w:tcPr>
+          <w:p>
+            <w:pPr>
+              <w:jc w:val="center"/>
+              <w:rPr>
+                <w:sz w:val="24"/>
+                <w:szCs w:val="24"/>
+              </w:rPr>
+            </w:pPr>
+            <w:r>
+              <w:rPr>
+                <w:sz w:val="24"/>
+                <w:szCs w:val="24"/>
+              </w:rPr>
+              <w:t>{{участок.Основание_приобретения_и_стоимость}}</w:t>
+            </w:r>
+          </w:p>
+        </w:tc>
+        <w:tc>
+          <w:tcPr>
+            <w:tcW w:w="1474" w:type="dxa"/>
+            <w:tcBorders>
+              <w:bottom w:val="single" w:sz="4" w:space="0" w:color="auto"/>
+            </w:tcBorders>
+            <w:vAlign w:val="center"/>
+          </w:tcPr>
+          <w:p>
+            <w:pPr>
+              <w:jc w:val="center"/>
+              <w:rPr>
+                <w:sz w:val="24"/>
+                <w:szCs w:val="24"/>
+              </w:rPr>
+            </w:pPr>
+            <w:r>
+              <w:rPr>
+                <w:sz w:val="24"/>
+                <w:szCs w:val="24"/>
+              </w:rPr>
+              <w:t>{{участок.Сведения_о_залоге_и_залогодержателе}}</w:t>
             </w:r>
           </w:p>
         </w:tc>
@@ -3003,39 +2842,7 @@
                 <w:sz w:val="24"/>
                 <w:szCs w:val="24"/>
               </w:rPr>
-              <w:t>{%</w:t>
-            </w:r>
-            <w:proofErr w:type="spellStart"/>
-            <w:r>
-              <w:rPr>
-                <w:sz w:val="24"/>
-                <w:szCs w:val="24"/>
-              </w:rPr>
-              <w:t>tr</w:t>
-            </w:r>
-            <w:proofErr w:type="spellEnd"/>
-            <w:r>
-              <w:rPr>
-                <w:sz w:val="24"/>
-                <w:szCs w:val="24"/>
-              </w:rPr>
-              <w:t xml:space="preserve"> </w:t>
-            </w:r>
-            <w:proofErr w:type="spellStart"/>
-            <w:r>
-              <w:rPr>
-                <w:sz w:val="24"/>
-                <w:szCs w:val="24"/>
-              </w:rPr>
-              <w:t>endfor</w:t>
-            </w:r>
-            <w:proofErr w:type="spellEnd"/>
-            <w:r>
-              <w:rPr>
-                <w:sz w:val="24"/>
-                <w:szCs w:val="24"/>
-              </w:rPr>
-              <w:t xml:space="preserve"> %}</w:t>
+              <w:t>{%tr endfor %}</w:t>
             </w:r>
           </w:p>
         </w:tc>
@@ -3169,71 +2976,7 @@
                 <w:sz w:val="24"/>
                 <w:szCs w:val="24"/>
               </w:rPr>
-              <w:t>{%</w:t>
-            </w:r>
-            <w:proofErr w:type="spellStart"/>
-            <w:r>
-              <w:rPr>
-                <w:sz w:val="24"/>
-                <w:szCs w:val="24"/>
-              </w:rPr>
-              <w:t>tr</w:t>
-            </w:r>
-            <w:proofErr w:type="spellEnd"/>
-            <w:r>
-              <w:rPr>
-                <w:sz w:val="24"/>
-                <w:szCs w:val="24"/>
-              </w:rPr>
-              <w:t xml:space="preserve"> </w:t>
-            </w:r>
-            <w:proofErr w:type="spellStart"/>
-            <w:r>
-              <w:rPr>
-                <w:sz w:val="24"/>
-                <w:szCs w:val="24"/>
-              </w:rPr>
-              <w:t>for</w:t>
-            </w:r>
-            <w:proofErr w:type="spellEnd"/>
-            <w:r>
-              <w:rPr>
-                <w:sz w:val="24"/>
-                <w:szCs w:val="24"/>
-              </w:rPr>
-              <w:t xml:space="preserve"> дом </w:t>
-            </w:r>
-            <w:proofErr w:type="spellStart"/>
-            <w:r>
-              <w:rPr>
-                <w:sz w:val="24"/>
-                <w:szCs w:val="24"/>
-              </w:rPr>
-              <w:t>in</w:t>
-            </w:r>
-            <w:proofErr w:type="spellEnd"/>
-            <w:r>
-              <w:rPr>
-                <w:sz w:val="24"/>
-                <w:szCs w:val="24"/>
-              </w:rPr>
-              <w:t xml:space="preserve"> </w:t>
-            </w:r>
-            <w:proofErr w:type="spellStart"/>
-            <w:r>
-              <w:rPr>
-                <w:sz w:val="24"/>
-                <w:szCs w:val="24"/>
-              </w:rPr>
-              <w:t>жилые_дома</w:t>
-            </w:r>
-            <w:proofErr w:type="spellEnd"/>
-            <w:r>
-              <w:rPr>
-                <w:sz w:val="24"/>
-                <w:szCs w:val="24"/>
-              </w:rPr>
-              <w:t xml:space="preserve"> %}</w:t>
+              <w:t>{%tr for дом in жилые_дома %}</w:t>
             </w:r>
           </w:p>
         </w:tc>
@@ -3349,6 +3092,13 @@
                 <w:sz w:val="24"/>
                 <w:szCs w:val="24"/>
               </w:rPr>
+              <w:t>{% vm %}</w:t>
+            </w:r>
+            <w:r>
+              <w:rPr>
+                <w:sz w:val="24"/>
+                <w:szCs w:val="24"/>
+              </w:rPr>
               <w:t>1.2</w:t>
             </w:r>
           </w:p>
@@ -3359,7 +3109,6 @@
             <w:tcBorders>
               <w:bottom w:val="single" w:sz="4" w:space="0" w:color="auto"/>
             </w:tcBorders>
-            <w:vAlign w:val="bottom"/>
           </w:tcPr>
           <w:p>
             <w:pPr>
@@ -3374,6 +3123,13 @@
                 <w:sz w:val="24"/>
                 <w:szCs w:val="24"/>
               </w:rPr>
+              <w:t>{% vm %}</w:t>
+            </w:r>
+            <w:r>
+              <w:rPr>
+                <w:sz w:val="24"/>
+                <w:szCs w:val="24"/>
+              </w:rPr>
               <w:t>Жилые дома, дачи:</w:t>
             </w:r>
           </w:p>
@@ -3390,42 +3146,15 @@
                 <w:sz w:val="24"/>
                 <w:szCs w:val="24"/>
               </w:rPr>
-              <w:t>1)</w:t>
-            </w:r>
-          </w:p>
-        </w:tc>
-        <w:tc>
-          <w:tcPr>
-            <w:tcW w:w="1474" w:type="dxa"/>
-            <w:tcBorders>
-              <w:bottom w:val="single" w:sz="4" w:space="0" w:color="auto"/>
-            </w:tcBorders>
-            <w:vAlign w:val="center"/>
-          </w:tcPr>
-          <w:p>
-            <w:pPr>
-              <w:jc w:val="center"/>
-              <w:rPr>
-                <w:sz w:val="24"/>
-                <w:szCs w:val="24"/>
-              </w:rPr>
-            </w:pPr>
-            <w:r>
-              <w:rPr>
-                <w:sz w:val="24"/>
-                <w:szCs w:val="24"/>
-              </w:rPr>
               <w:t>{{</w:t>
             </w:r>
-            <w:proofErr w:type="spellStart"/>
-            <w:r>
-              <w:rPr>
-                <w:sz w:val="24"/>
-                <w:szCs w:val="24"/>
-              </w:rPr>
-              <w:t>дом.Вид_собственности</w:t>
-            </w:r>
-            <w:proofErr w:type="spellEnd"/>
+            <w:r>
+              <w:rPr>
+                <w:sz w:val="24"/>
+                <w:szCs w:val="24"/>
+              </w:rPr>
+              <w:t>дом.Число</w:t>
+            </w:r>
             <w:r>
               <w:rPr>
                 <w:sz w:val="24"/>
@@ -3456,146 +3185,107 @@
                 <w:sz w:val="24"/>
                 <w:szCs w:val="24"/>
               </w:rPr>
-              <w:t>{{</w:t>
-            </w:r>
-            <w:proofErr w:type="spellStart"/>
-            <w:r>
-              <w:rPr>
-                <w:sz w:val="24"/>
-                <w:szCs w:val="24"/>
-              </w:rPr>
-              <w:t>дом.Местонахождение_адрес</w:t>
-            </w:r>
-            <w:proofErr w:type="spellEnd"/>
-            <w:r>
-              <w:rPr>
-                <w:sz w:val="24"/>
-                <w:szCs w:val="24"/>
-              </w:rPr>
-              <w:t>}}</w:t>
-            </w:r>
-          </w:p>
-        </w:tc>
-        <w:tc>
-          <w:tcPr>
-            <w:tcW w:w="1474" w:type="dxa"/>
-            <w:tcBorders>
-              <w:bottom w:val="single" w:sz="4" w:space="0" w:color="auto"/>
-            </w:tcBorders>
-            <w:vAlign w:val="center"/>
-          </w:tcPr>
-          <w:p>
-            <w:pPr>
-              <w:jc w:val="center"/>
-              <w:rPr>
-                <w:sz w:val="24"/>
-                <w:szCs w:val="24"/>
-              </w:rPr>
-            </w:pPr>
-            <w:r>
-              <w:rPr>
-                <w:sz w:val="24"/>
-                <w:szCs w:val="24"/>
-              </w:rPr>
-              <w:t>{{</w:t>
-            </w:r>
-            <w:proofErr w:type="spellStart"/>
-            <w:r>
-              <w:rPr>
-                <w:sz w:val="24"/>
-                <w:szCs w:val="24"/>
-              </w:rPr>
-              <w:t>дом.Площадь</w:t>
-            </w:r>
-            <w:proofErr w:type="spellEnd"/>
-            <w:r>
-              <w:rPr>
-                <w:sz w:val="24"/>
-                <w:szCs w:val="24"/>
-              </w:rPr>
-              <w:t>}}</w:t>
-            </w:r>
-          </w:p>
-        </w:tc>
-        <w:tc>
-          <w:tcPr>
-            <w:tcW w:w="1474" w:type="dxa"/>
-            <w:tcBorders>
-              <w:bottom w:val="single" w:sz="4" w:space="0" w:color="auto"/>
-            </w:tcBorders>
-            <w:vAlign w:val="center"/>
-          </w:tcPr>
-          <w:p>
-            <w:pPr>
-              <w:jc w:val="center"/>
-              <w:rPr>
-                <w:sz w:val="24"/>
-                <w:szCs w:val="24"/>
-              </w:rPr>
-            </w:pPr>
-            <w:r>
-              <w:rPr>
-                <w:sz w:val="24"/>
-                <w:szCs w:val="24"/>
-              </w:rPr>
-              <w:t>{{</w:t>
-            </w:r>
-            <w:proofErr w:type="spellStart"/>
-            <w:r>
-              <w:rPr>
-                <w:sz w:val="24"/>
-                <w:szCs w:val="24"/>
-              </w:rPr>
-              <w:t>дом.Основание_приобретения_и_стоимость</w:t>
-            </w:r>
-            <w:proofErr w:type="spellEnd"/>
-            <w:r>
-              <w:rPr>
-                <w:sz w:val="24"/>
-                <w:szCs w:val="24"/>
-              </w:rPr>
-              <w:t>}}</w:t>
-            </w:r>
-          </w:p>
-        </w:tc>
-        <w:tc>
-          <w:tcPr>
-            <w:tcW w:w="1474" w:type="dxa"/>
-            <w:tcBorders>
-              <w:bottom w:val="single" w:sz="4" w:space="0" w:color="auto"/>
-            </w:tcBorders>
-            <w:vAlign w:val="center"/>
-          </w:tcPr>
-          <w:p>
-            <w:pPr>
-              <w:jc w:val="center"/>
-              <w:rPr>
-                <w:sz w:val="24"/>
-                <w:szCs w:val="24"/>
-              </w:rPr>
-            </w:pPr>
-            <w:r>
-              <w:rPr>
-                <w:sz w:val="24"/>
-                <w:szCs w:val="24"/>
-              </w:rPr>
-              <w:t>{{</w:t>
-            </w:r>
-            <w:proofErr w:type="spellStart"/>
-            <w:r>
-              <w:rPr>
-                <w:sz w:val="24"/>
-                <w:szCs w:val="24"/>
-              </w:rPr>
-              <w:t>дом.Сведения_о_залоге_и_залогодержателе</w:t>
-            </w:r>
-            <w:proofErr w:type="spellEnd"/>
-            <w:r>
-              <w:rPr>
-                <w:sz w:val="24"/>
-                <w:szCs w:val="24"/>
-              </w:rPr>
-              <w:t>}}</w:t>
+              <w:t>{{дом.Вид_собственности}}</w:t>
+            </w:r>
+          </w:p>
+        </w:tc>
+        <w:tc>
+          <w:tcPr>
+            <w:tcW w:w="1474" w:type="dxa"/>
+            <w:tcBorders>
+              <w:bottom w:val="single" w:sz="4" w:space="0" w:color="auto"/>
+            </w:tcBorders>
+            <w:vAlign w:val="center"/>
+          </w:tcPr>
+          <w:p>
+            <w:pPr>
+              <w:jc w:val="center"/>
+              <w:rPr>
+                <w:sz w:val="24"/>
+                <w:szCs w:val="24"/>
+              </w:rPr>
+            </w:pPr>
+            <w:r>
+              <w:rPr>
+                <w:sz w:val="24"/>
+                <w:szCs w:val="24"/>
+              </w:rPr>
+              <w:t>{{дом.Местонахождение_адрес}}</w:t>
+            </w:r>
+          </w:p>
+        </w:tc>
+        <w:tc>
+          <w:tcPr>
+            <w:tcW w:w="1474" w:type="dxa"/>
+            <w:tcBorders>
+              <w:bottom w:val="single" w:sz="4" w:space="0" w:color="auto"/>
+            </w:tcBorders>
+            <w:vAlign w:val="center"/>
+          </w:tcPr>
+          <w:p>
+            <w:pPr>
+              <w:jc w:val="center"/>
+              <w:rPr>
+                <w:sz w:val="24"/>
+                <w:szCs w:val="24"/>
+              </w:rPr>
+            </w:pPr>
+            <w:r>
+              <w:rPr>
+                <w:sz w:val="24"/>
+                <w:szCs w:val="24"/>
+              </w:rPr>
+              <w:t>{{дом.Площадь}}</w:t>
+            </w:r>
+          </w:p>
+        </w:tc>
+        <w:tc>
+          <w:tcPr>
+            <w:tcW w:w="1474" w:type="dxa"/>
+            <w:tcBorders>
+              <w:bottom w:val="single" w:sz="4" w:space="0" w:color="auto"/>
+            </w:tcBorders>
+            <w:vAlign w:val="center"/>
+          </w:tcPr>
+          <w:p>
+            <w:pPr>
+              <w:jc w:val="center"/>
+              <w:rPr>
+                <w:sz w:val="24"/>
+                <w:szCs w:val="24"/>
+              </w:rPr>
+            </w:pPr>
+            <w:r>
+              <w:rPr>
+                <w:sz w:val="24"/>
+                <w:szCs w:val="24"/>
+              </w:rPr>
+              <w:t>{{дом.Основание_приобретения_и_стоимость}}</w:t>
+            </w:r>
+          </w:p>
+        </w:tc>
+        <w:tc>
+          <w:tcPr>
+            <w:tcW w:w="1474" w:type="dxa"/>
+            <w:tcBorders>
+              <w:bottom w:val="single" w:sz="4" w:space="0" w:color="auto"/>
+            </w:tcBorders>
+            <w:vAlign w:val="center"/>
+          </w:tcPr>
+          <w:p>
+            <w:pPr>
+              <w:jc w:val="center"/>
+              <w:rPr>
+                <w:sz w:val="24"/>
+                <w:szCs w:val="24"/>
+              </w:rPr>
+            </w:pPr>
+            <w:r>
+              <w:rPr>
+                <w:sz w:val="24"/>
+                <w:szCs w:val="24"/>
+              </w:rPr>
+              <w:t>{{дом.Сведения_о_залоге_и_залогодержателе}}</w:t>
             </w:r>
           </w:p>
         </w:tc>
@@ -3639,39 +3329,7 @@
                 <w:sz w:val="24"/>
                 <w:szCs w:val="24"/>
               </w:rPr>
-              <w:t>{%</w:t>
-            </w:r>
-            <w:proofErr w:type="spellStart"/>
-            <w:r>
-              <w:rPr>
-                <w:sz w:val="24"/>
-                <w:szCs w:val="24"/>
-              </w:rPr>
-              <w:t>tr</w:t>
-            </w:r>
-            <w:proofErr w:type="spellEnd"/>
-            <w:r>
-              <w:rPr>
-                <w:sz w:val="24"/>
-                <w:szCs w:val="24"/>
-              </w:rPr>
-              <w:t xml:space="preserve"> </w:t>
-            </w:r>
-            <w:proofErr w:type="spellStart"/>
-            <w:r>
-              <w:rPr>
-                <w:sz w:val="24"/>
-                <w:szCs w:val="24"/>
-              </w:rPr>
-              <w:t>endfor</w:t>
-            </w:r>
-            <w:proofErr w:type="spellEnd"/>
-            <w:r>
-              <w:rPr>
-                <w:sz w:val="24"/>
-                <w:szCs w:val="24"/>
-              </w:rPr>
-              <w:t xml:space="preserve"> %}</w:t>
+              <w:t>{%tr endfor %}</w:t>
             </w:r>
           </w:p>
         </w:tc>
@@ -3805,55 +3463,7 @@
                 <w:sz w:val="24"/>
                 <w:szCs w:val="24"/>
               </w:rPr>
-              <w:t>{%</w:t>
-            </w:r>
-            <w:proofErr w:type="spellStart"/>
-            <w:r>
-              <w:rPr>
-                <w:sz w:val="24"/>
-                <w:szCs w:val="24"/>
-              </w:rPr>
-              <w:t>tr</w:t>
-            </w:r>
-            <w:proofErr w:type="spellEnd"/>
-            <w:r>
-              <w:rPr>
-                <w:sz w:val="24"/>
-                <w:szCs w:val="24"/>
-              </w:rPr>
-              <w:t xml:space="preserve"> </w:t>
-            </w:r>
-            <w:proofErr w:type="spellStart"/>
-            <w:r>
-              <w:rPr>
-                <w:sz w:val="24"/>
-                <w:szCs w:val="24"/>
-              </w:rPr>
-              <w:t>for</w:t>
-            </w:r>
-            <w:proofErr w:type="spellEnd"/>
-            <w:r>
-              <w:rPr>
-                <w:sz w:val="24"/>
-                <w:szCs w:val="24"/>
-              </w:rPr>
-              <w:t xml:space="preserve"> кв </w:t>
-            </w:r>
-            <w:proofErr w:type="spellStart"/>
-            <w:r>
-              <w:rPr>
-                <w:sz w:val="24"/>
-                <w:szCs w:val="24"/>
-              </w:rPr>
-              <w:t>in</w:t>
-            </w:r>
-            <w:proofErr w:type="spellEnd"/>
-            <w:r>
-              <w:rPr>
-                <w:sz w:val="24"/>
-                <w:szCs w:val="24"/>
-              </w:rPr>
-              <w:t xml:space="preserve"> квартиры %}</w:t>
+              <w:t>{%tr for кв in квартиры %}</w:t>
             </w:r>
           </w:p>
         </w:tc>
@@ -3969,6 +3579,13 @@
                 <w:sz w:val="24"/>
                 <w:szCs w:val="24"/>
               </w:rPr>
+              <w:t>{% vm %}</w:t>
+            </w:r>
+            <w:r>
+              <w:rPr>
+                <w:sz w:val="24"/>
+                <w:szCs w:val="24"/>
+              </w:rPr>
               <w:t>1.3</w:t>
             </w:r>
           </w:p>
@@ -3979,7 +3596,6 @@
             <w:tcBorders>
               <w:bottom w:val="single" w:sz="4" w:space="0" w:color="auto"/>
             </w:tcBorders>
-            <w:vAlign w:val="bottom"/>
           </w:tcPr>
           <w:p>
             <w:pPr>
@@ -3994,6 +3610,13 @@
                 <w:sz w:val="24"/>
                 <w:szCs w:val="24"/>
               </w:rPr>
+              <w:t>{% vm %}</w:t>
+            </w:r>
+            <w:r>
+              <w:rPr>
+                <w:sz w:val="24"/>
+                <w:szCs w:val="24"/>
+              </w:rPr>
               <w:t>Квартиры:</w:t>
             </w:r>
           </w:p>
@@ -4003,53 +3626,29 @@
               <w:rPr>
                 <w:sz w:val="24"/>
                 <w:szCs w:val="24"/>
-              </w:rPr>
-            </w:pPr>
-            <w:r>
-              <w:rPr>
-                <w:sz w:val="24"/>
-                <w:szCs w:val="24"/>
-              </w:rPr>
-              <w:t>1)</w:t>
-            </w:r>
-          </w:p>
-        </w:tc>
-        <w:tc>
-          <w:tcPr>
-            <w:tcW w:w="1474" w:type="dxa"/>
-            <w:tcBorders>
-              <w:bottom w:val="single" w:sz="4" w:space="0" w:color="auto"/>
-            </w:tcBorders>
-            <w:vAlign w:val="center"/>
-          </w:tcPr>
-          <w:p>
-            <w:pPr>
-              <w:jc w:val="center"/>
-              <w:rPr>
-                <w:sz w:val="24"/>
-                <w:szCs w:val="24"/>
-              </w:rPr>
-            </w:pPr>
-            <w:r>
-              <w:rPr>
-                <w:sz w:val="24"/>
-                <w:szCs w:val="24"/>
+                <w:lang w:val="en-US"/>
+              </w:rPr>
+            </w:pPr>
+            <w:r>
+              <w:rPr>
+                <w:sz w:val="24"/>
+                <w:szCs w:val="24"/>
+                <w:lang w:val="en-US"/>
               </w:rPr>
               <w:t>{{</w:t>
             </w:r>
-            <w:proofErr w:type="spellStart"/>
-            <w:r>
-              <w:rPr>
-                <w:sz w:val="24"/>
-                <w:szCs w:val="24"/>
-              </w:rPr>
-              <w:t>кв.Вид_собственности</w:t>
-            </w:r>
-            <w:proofErr w:type="spellEnd"/>
-            <w:r>
-              <w:rPr>
-                <w:sz w:val="24"/>
-                <w:szCs w:val="24"/>
+            <w:r>
+              <w:rPr>
+                <w:sz w:val="24"/>
+                <w:szCs w:val="24"/>
+              </w:rPr>
+              <w:t>кв.Число</w:t>
+            </w:r>
+            <w:r>
+              <w:rPr>
+                <w:sz w:val="24"/>
+                <w:szCs w:val="24"/>
+                <w:lang w:val="en-US"/>
               </w:rPr>
               <w:t>}}</w:t>
             </w:r>
@@ -4076,146 +3675,107 @@
                 <w:sz w:val="24"/>
                 <w:szCs w:val="24"/>
               </w:rPr>
-              <w:t>{{</w:t>
-            </w:r>
-            <w:proofErr w:type="spellStart"/>
-            <w:r>
-              <w:rPr>
-                <w:sz w:val="24"/>
-                <w:szCs w:val="24"/>
-              </w:rPr>
-              <w:t>кв.Местонахождение_адрес</w:t>
-            </w:r>
-            <w:proofErr w:type="spellEnd"/>
-            <w:r>
-              <w:rPr>
-                <w:sz w:val="24"/>
-                <w:szCs w:val="24"/>
-              </w:rPr>
-              <w:t>}}</w:t>
-            </w:r>
-          </w:p>
-        </w:tc>
-        <w:tc>
-          <w:tcPr>
-            <w:tcW w:w="1474" w:type="dxa"/>
-            <w:tcBorders>
-              <w:bottom w:val="single" w:sz="4" w:space="0" w:color="auto"/>
-            </w:tcBorders>
-            <w:vAlign w:val="center"/>
-          </w:tcPr>
-          <w:p>
-            <w:pPr>
-              <w:jc w:val="center"/>
-              <w:rPr>
-                <w:sz w:val="24"/>
-                <w:szCs w:val="24"/>
-              </w:rPr>
-            </w:pPr>
-            <w:r>
-              <w:rPr>
-                <w:sz w:val="24"/>
-                <w:szCs w:val="24"/>
-              </w:rPr>
-              <w:t>{{</w:t>
-            </w:r>
-            <w:proofErr w:type="spellStart"/>
-            <w:r>
-              <w:rPr>
-                <w:sz w:val="24"/>
-                <w:szCs w:val="24"/>
-              </w:rPr>
-              <w:t>кв.Площадь</w:t>
-            </w:r>
-            <w:proofErr w:type="spellEnd"/>
-            <w:r>
-              <w:rPr>
-                <w:sz w:val="24"/>
-                <w:szCs w:val="24"/>
-              </w:rPr>
-              <w:t>}}</w:t>
-            </w:r>
-          </w:p>
-        </w:tc>
-        <w:tc>
-          <w:tcPr>
-            <w:tcW w:w="1474" w:type="dxa"/>
-            <w:tcBorders>
-              <w:bottom w:val="single" w:sz="4" w:space="0" w:color="auto"/>
-            </w:tcBorders>
-            <w:vAlign w:val="center"/>
-          </w:tcPr>
-          <w:p>
-            <w:pPr>
-              <w:jc w:val="center"/>
-              <w:rPr>
-                <w:sz w:val="24"/>
-                <w:szCs w:val="24"/>
-              </w:rPr>
-            </w:pPr>
-            <w:r>
-              <w:rPr>
-                <w:sz w:val="24"/>
-                <w:szCs w:val="24"/>
-              </w:rPr>
-              <w:t>{{</w:t>
-            </w:r>
-            <w:proofErr w:type="spellStart"/>
-            <w:r>
-              <w:rPr>
-                <w:sz w:val="24"/>
-                <w:szCs w:val="24"/>
-              </w:rPr>
-              <w:t>кв.Основание_приобретения_и_стоимость</w:t>
-            </w:r>
-            <w:proofErr w:type="spellEnd"/>
-            <w:r>
-              <w:rPr>
-                <w:sz w:val="24"/>
-                <w:szCs w:val="24"/>
-              </w:rPr>
-              <w:t>}}</w:t>
-            </w:r>
-          </w:p>
-        </w:tc>
-        <w:tc>
-          <w:tcPr>
-            <w:tcW w:w="1474" w:type="dxa"/>
-            <w:tcBorders>
-              <w:bottom w:val="single" w:sz="4" w:space="0" w:color="auto"/>
-            </w:tcBorders>
-            <w:vAlign w:val="center"/>
-          </w:tcPr>
-          <w:p>
-            <w:pPr>
-              <w:jc w:val="center"/>
-              <w:rPr>
-                <w:sz w:val="24"/>
-                <w:szCs w:val="24"/>
-              </w:rPr>
-            </w:pPr>
-            <w:r>
-              <w:rPr>
-                <w:sz w:val="24"/>
-                <w:szCs w:val="24"/>
-              </w:rPr>
-              <w:t>{{</w:t>
-            </w:r>
-            <w:proofErr w:type="spellStart"/>
-            <w:r>
-              <w:rPr>
-                <w:sz w:val="24"/>
-                <w:szCs w:val="24"/>
-              </w:rPr>
-              <w:t>кв.Сведения_о_залоге_и_залогодержателе</w:t>
-            </w:r>
-            <w:proofErr w:type="spellEnd"/>
-            <w:r>
-              <w:rPr>
-                <w:sz w:val="24"/>
-                <w:szCs w:val="24"/>
-              </w:rPr>
-              <w:t>}}</w:t>
+              <w:t>{{кв.Вид_собственности}}</w:t>
+            </w:r>
+          </w:p>
+        </w:tc>
+        <w:tc>
+          <w:tcPr>
+            <w:tcW w:w="1474" w:type="dxa"/>
+            <w:tcBorders>
+              <w:bottom w:val="single" w:sz="4" w:space="0" w:color="auto"/>
+            </w:tcBorders>
+            <w:vAlign w:val="center"/>
+          </w:tcPr>
+          <w:p>
+            <w:pPr>
+              <w:jc w:val="center"/>
+              <w:rPr>
+                <w:sz w:val="24"/>
+                <w:szCs w:val="24"/>
+              </w:rPr>
+            </w:pPr>
+            <w:r>
+              <w:rPr>
+                <w:sz w:val="24"/>
+                <w:szCs w:val="24"/>
+              </w:rPr>
+              <w:t>{{кв.Местонахождение_адрес}}</w:t>
+            </w:r>
+          </w:p>
+        </w:tc>
+        <w:tc>
+          <w:tcPr>
+            <w:tcW w:w="1474" w:type="dxa"/>
+            <w:tcBorders>
+              <w:bottom w:val="single" w:sz="4" w:space="0" w:color="auto"/>
+            </w:tcBorders>
+            <w:vAlign w:val="center"/>
+          </w:tcPr>
+          <w:p>
+            <w:pPr>
+              <w:jc w:val="center"/>
+              <w:rPr>
+                <w:sz w:val="24"/>
+                <w:szCs w:val="24"/>
+              </w:rPr>
+            </w:pPr>
+            <w:r>
+              <w:rPr>
+                <w:sz w:val="24"/>
+                <w:szCs w:val="24"/>
+              </w:rPr>
+              <w:t>{{кв.Площадь}}</w:t>
+            </w:r>
+          </w:p>
+        </w:tc>
+        <w:tc>
+          <w:tcPr>
+            <w:tcW w:w="1474" w:type="dxa"/>
+            <w:tcBorders>
+              <w:bottom w:val="single" w:sz="4" w:space="0" w:color="auto"/>
+            </w:tcBorders>
+            <w:vAlign w:val="center"/>
+          </w:tcPr>
+          <w:p>
+            <w:pPr>
+              <w:jc w:val="center"/>
+              <w:rPr>
+                <w:sz w:val="24"/>
+                <w:szCs w:val="24"/>
+              </w:rPr>
+            </w:pPr>
+            <w:r>
+              <w:rPr>
+                <w:sz w:val="24"/>
+                <w:szCs w:val="24"/>
+              </w:rPr>
+              <w:t>{{кв.Основание_приобретения_и_стоимость}}</w:t>
+            </w:r>
+          </w:p>
+        </w:tc>
+        <w:tc>
+          <w:tcPr>
+            <w:tcW w:w="1474" w:type="dxa"/>
+            <w:tcBorders>
+              <w:bottom w:val="single" w:sz="4" w:space="0" w:color="auto"/>
+            </w:tcBorders>
+            <w:vAlign w:val="center"/>
+          </w:tcPr>
+          <w:p>
+            <w:pPr>
+              <w:jc w:val="center"/>
+              <w:rPr>
+                <w:sz w:val="24"/>
+                <w:szCs w:val="24"/>
+              </w:rPr>
+            </w:pPr>
+            <w:r>
+              <w:rPr>
+                <w:sz w:val="24"/>
+                <w:szCs w:val="24"/>
+              </w:rPr>
+              <w:t>{{кв.Сведения_о_залоге_и_залогодержателе}}</w:t>
             </w:r>
           </w:p>
         </w:tc>
@@ -4259,39 +3819,7 @@
                 <w:sz w:val="24"/>
                 <w:szCs w:val="24"/>
               </w:rPr>
-              <w:t>{%</w:t>
-            </w:r>
-            <w:proofErr w:type="spellStart"/>
-            <w:r>
-              <w:rPr>
-                <w:sz w:val="24"/>
-                <w:szCs w:val="24"/>
-              </w:rPr>
-              <w:t>tr</w:t>
-            </w:r>
-            <w:proofErr w:type="spellEnd"/>
-            <w:r>
-              <w:rPr>
-                <w:sz w:val="24"/>
-                <w:szCs w:val="24"/>
-              </w:rPr>
-              <w:t xml:space="preserve"> </w:t>
-            </w:r>
-            <w:proofErr w:type="spellStart"/>
-            <w:r>
-              <w:rPr>
-                <w:sz w:val="24"/>
-                <w:szCs w:val="24"/>
-              </w:rPr>
-              <w:t>endfor</w:t>
-            </w:r>
-            <w:proofErr w:type="spellEnd"/>
-            <w:r>
-              <w:rPr>
-                <w:sz w:val="24"/>
-                <w:szCs w:val="24"/>
-              </w:rPr>
-              <w:t xml:space="preserve"> %}</w:t>
+              <w:t>{%tr endfor %}</w:t>
             </w:r>
           </w:p>
         </w:tc>
@@ -4425,55 +3953,7 @@
                 <w:sz w:val="24"/>
                 <w:szCs w:val="24"/>
               </w:rPr>
-              <w:t>{%</w:t>
-            </w:r>
-            <w:proofErr w:type="spellStart"/>
-            <w:r>
-              <w:rPr>
-                <w:sz w:val="24"/>
-                <w:szCs w:val="24"/>
-              </w:rPr>
-              <w:t>tr</w:t>
-            </w:r>
-            <w:proofErr w:type="spellEnd"/>
-            <w:r>
-              <w:rPr>
-                <w:sz w:val="24"/>
-                <w:szCs w:val="24"/>
-              </w:rPr>
-              <w:t xml:space="preserve"> </w:t>
-            </w:r>
-            <w:proofErr w:type="spellStart"/>
-            <w:r>
-              <w:rPr>
-                <w:sz w:val="24"/>
-                <w:szCs w:val="24"/>
-              </w:rPr>
-              <w:t>for</w:t>
-            </w:r>
-            <w:proofErr w:type="spellEnd"/>
-            <w:r>
-              <w:rPr>
-                <w:sz w:val="24"/>
-                <w:szCs w:val="24"/>
-              </w:rPr>
-              <w:t xml:space="preserve"> гараж </w:t>
-            </w:r>
-            <w:proofErr w:type="spellStart"/>
-            <w:r>
-              <w:rPr>
-                <w:sz w:val="24"/>
-                <w:szCs w:val="24"/>
-              </w:rPr>
-              <w:t>in</w:t>
-            </w:r>
-            <w:proofErr w:type="spellEnd"/>
-            <w:r>
-              <w:rPr>
-                <w:sz w:val="24"/>
-                <w:szCs w:val="24"/>
-              </w:rPr>
-              <w:t xml:space="preserve"> гаражи %}</w:t>
+              <w:t>{%tr for гараж in гаражи %}</w:t>
             </w:r>
           </w:p>
         </w:tc>
@@ -4589,6 +4069,13 @@
                 <w:sz w:val="24"/>
                 <w:szCs w:val="24"/>
               </w:rPr>
+              <w:t>{% vm %}</w:t>
+            </w:r>
+            <w:r>
+              <w:rPr>
+                <w:sz w:val="24"/>
+                <w:szCs w:val="24"/>
+              </w:rPr>
               <w:t>1.4</w:t>
             </w:r>
           </w:p>
@@ -4599,7 +4086,6 @@
             <w:tcBorders>
               <w:bottom w:val="single" w:sz="4" w:space="0" w:color="auto"/>
             </w:tcBorders>
-            <w:vAlign w:val="bottom"/>
           </w:tcPr>
           <w:p>
             <w:pPr>
@@ -4614,6 +4100,13 @@
                 <w:sz w:val="24"/>
                 <w:szCs w:val="24"/>
               </w:rPr>
+              <w:t>{% vm %}</w:t>
+            </w:r>
+            <w:r>
+              <w:rPr>
+                <w:sz w:val="24"/>
+                <w:szCs w:val="24"/>
+              </w:rPr>
               <w:t>Гаражи:</w:t>
             </w:r>
           </w:p>
@@ -4623,53 +4116,29 @@
               <w:rPr>
                 <w:sz w:val="24"/>
                 <w:szCs w:val="24"/>
-              </w:rPr>
-            </w:pPr>
-            <w:r>
-              <w:rPr>
-                <w:sz w:val="24"/>
-                <w:szCs w:val="24"/>
-              </w:rPr>
-              <w:t>1)</w:t>
-            </w:r>
-          </w:p>
-        </w:tc>
-        <w:tc>
-          <w:tcPr>
-            <w:tcW w:w="1474" w:type="dxa"/>
-            <w:tcBorders>
-              <w:bottom w:val="single" w:sz="4" w:space="0" w:color="auto"/>
-            </w:tcBorders>
-            <w:vAlign w:val="center"/>
-          </w:tcPr>
-          <w:p>
-            <w:pPr>
-              <w:jc w:val="center"/>
-              <w:rPr>
-                <w:sz w:val="24"/>
-                <w:szCs w:val="24"/>
-              </w:rPr>
-            </w:pPr>
-            <w:r>
-              <w:rPr>
-                <w:sz w:val="24"/>
-                <w:szCs w:val="24"/>
+                <w:lang w:val="en-US"/>
+              </w:rPr>
+            </w:pPr>
+            <w:r>
+              <w:rPr>
+                <w:sz w:val="24"/>
+                <w:szCs w:val="24"/>
+                <w:lang w:val="en-US"/>
               </w:rPr>
               <w:t>{{</w:t>
             </w:r>
-            <w:proofErr w:type="spellStart"/>
-            <w:r>
-              <w:rPr>
-                <w:sz w:val="24"/>
-                <w:szCs w:val="24"/>
-              </w:rPr>
-              <w:t>гараж.Вид_собственности</w:t>
-            </w:r>
-            <w:proofErr w:type="spellEnd"/>
-            <w:r>
-              <w:rPr>
-                <w:sz w:val="24"/>
-                <w:szCs w:val="24"/>
+            <w:r>
+              <w:rPr>
+                <w:sz w:val="24"/>
+                <w:szCs w:val="24"/>
+              </w:rPr>
+              <w:t>гараж.Число</w:t>
+            </w:r>
+            <w:r>
+              <w:rPr>
+                <w:sz w:val="24"/>
+                <w:szCs w:val="24"/>
+                <w:lang w:val="en-US"/>
               </w:rPr>
               <w:t>}}</w:t>
             </w:r>
@@ -4696,146 +4165,107 @@
                 <w:sz w:val="24"/>
                 <w:szCs w:val="24"/>
               </w:rPr>
-              <w:t>{{</w:t>
-            </w:r>
-            <w:proofErr w:type="spellStart"/>
-            <w:r>
-              <w:rPr>
-                <w:sz w:val="24"/>
-                <w:szCs w:val="24"/>
-              </w:rPr>
-              <w:t>гараж.Местонахождение_адрес</w:t>
-            </w:r>
-            <w:proofErr w:type="spellEnd"/>
-            <w:r>
-              <w:rPr>
-                <w:sz w:val="24"/>
-                <w:szCs w:val="24"/>
-              </w:rPr>
-              <w:t>}}</w:t>
-            </w:r>
-          </w:p>
-        </w:tc>
-        <w:tc>
-          <w:tcPr>
-            <w:tcW w:w="1474" w:type="dxa"/>
-            <w:tcBorders>
-              <w:bottom w:val="single" w:sz="4" w:space="0" w:color="auto"/>
-            </w:tcBorders>
-            <w:vAlign w:val="center"/>
-          </w:tcPr>
-          <w:p>
-            <w:pPr>
-              <w:jc w:val="center"/>
-              <w:rPr>
-                <w:sz w:val="24"/>
-                <w:szCs w:val="24"/>
-              </w:rPr>
-            </w:pPr>
-            <w:r>
-              <w:rPr>
-                <w:sz w:val="24"/>
-                <w:szCs w:val="24"/>
-              </w:rPr>
-              <w:t>{{</w:t>
-            </w:r>
-            <w:proofErr w:type="spellStart"/>
-            <w:r>
-              <w:rPr>
-                <w:sz w:val="24"/>
-                <w:szCs w:val="24"/>
-              </w:rPr>
-              <w:t>гараж.Площадь</w:t>
-            </w:r>
-            <w:proofErr w:type="spellEnd"/>
-            <w:r>
-              <w:rPr>
-                <w:sz w:val="24"/>
-                <w:szCs w:val="24"/>
-              </w:rPr>
-              <w:t>}}</w:t>
-            </w:r>
-          </w:p>
-        </w:tc>
-        <w:tc>
-          <w:tcPr>
-            <w:tcW w:w="1474" w:type="dxa"/>
-            <w:tcBorders>
-              <w:bottom w:val="single" w:sz="4" w:space="0" w:color="auto"/>
-            </w:tcBorders>
-            <w:vAlign w:val="center"/>
-          </w:tcPr>
-          <w:p>
-            <w:pPr>
-              <w:jc w:val="center"/>
-              <w:rPr>
-                <w:sz w:val="24"/>
-                <w:szCs w:val="24"/>
-              </w:rPr>
-            </w:pPr>
-            <w:r>
-              <w:rPr>
-                <w:sz w:val="24"/>
-                <w:szCs w:val="24"/>
-              </w:rPr>
-              <w:t>{{</w:t>
-            </w:r>
-            <w:proofErr w:type="spellStart"/>
-            <w:r>
-              <w:rPr>
-                <w:sz w:val="24"/>
-                <w:szCs w:val="24"/>
-              </w:rPr>
-              <w:t>гараж.Основание_приобретения_и_стоимость</w:t>
-            </w:r>
-            <w:proofErr w:type="spellEnd"/>
-            <w:r>
-              <w:rPr>
-                <w:sz w:val="24"/>
-                <w:szCs w:val="24"/>
-              </w:rPr>
-              <w:t>}}</w:t>
-            </w:r>
-          </w:p>
-        </w:tc>
-        <w:tc>
-          <w:tcPr>
-            <w:tcW w:w="1474" w:type="dxa"/>
-            <w:tcBorders>
-              <w:bottom w:val="single" w:sz="4" w:space="0" w:color="auto"/>
-            </w:tcBorders>
-            <w:vAlign w:val="center"/>
-          </w:tcPr>
-          <w:p>
-            <w:pPr>
-              <w:jc w:val="center"/>
-              <w:rPr>
-                <w:sz w:val="24"/>
-                <w:szCs w:val="24"/>
-              </w:rPr>
-            </w:pPr>
-            <w:r>
-              <w:rPr>
-                <w:sz w:val="24"/>
-                <w:szCs w:val="24"/>
-              </w:rPr>
-              <w:t>{{</w:t>
-            </w:r>
-            <w:proofErr w:type="spellStart"/>
-            <w:r>
-              <w:rPr>
-                <w:sz w:val="24"/>
-                <w:szCs w:val="24"/>
-              </w:rPr>
-              <w:t>гараж.Сведения_о_залоге_и_залогодержателе</w:t>
-            </w:r>
-            <w:proofErr w:type="spellEnd"/>
-            <w:r>
-              <w:rPr>
-                <w:sz w:val="24"/>
-                <w:szCs w:val="24"/>
-              </w:rPr>
-              <w:t>}}</w:t>
+              <w:t>{{гараж.Вид_собственности}}</w:t>
+            </w:r>
+          </w:p>
+        </w:tc>
+        <w:tc>
+          <w:tcPr>
+            <w:tcW w:w="1474" w:type="dxa"/>
+            <w:tcBorders>
+              <w:bottom w:val="single" w:sz="4" w:space="0" w:color="auto"/>
+            </w:tcBorders>
+            <w:vAlign w:val="center"/>
+          </w:tcPr>
+          <w:p>
+            <w:pPr>
+              <w:jc w:val="center"/>
+              <w:rPr>
+                <w:sz w:val="24"/>
+                <w:szCs w:val="24"/>
+              </w:rPr>
+            </w:pPr>
+            <w:r>
+              <w:rPr>
+                <w:sz w:val="24"/>
+                <w:szCs w:val="24"/>
+              </w:rPr>
+              <w:t>{{гараж.Местонахождение_адрес}}</w:t>
+            </w:r>
+          </w:p>
+        </w:tc>
+        <w:tc>
+          <w:tcPr>
+            <w:tcW w:w="1474" w:type="dxa"/>
+            <w:tcBorders>
+              <w:bottom w:val="single" w:sz="4" w:space="0" w:color="auto"/>
+            </w:tcBorders>
+            <w:vAlign w:val="center"/>
+          </w:tcPr>
+          <w:p>
+            <w:pPr>
+              <w:jc w:val="center"/>
+              <w:rPr>
+                <w:sz w:val="24"/>
+                <w:szCs w:val="24"/>
+              </w:rPr>
+            </w:pPr>
+            <w:r>
+              <w:rPr>
+                <w:sz w:val="24"/>
+                <w:szCs w:val="24"/>
+              </w:rPr>
+              <w:t>{{гараж.Площадь}}</w:t>
+            </w:r>
+          </w:p>
+        </w:tc>
+        <w:tc>
+          <w:tcPr>
+            <w:tcW w:w="1474" w:type="dxa"/>
+            <w:tcBorders>
+              <w:bottom w:val="single" w:sz="4" w:space="0" w:color="auto"/>
+            </w:tcBorders>
+            <w:vAlign w:val="center"/>
+          </w:tcPr>
+          <w:p>
+            <w:pPr>
+              <w:jc w:val="center"/>
+              <w:rPr>
+                <w:sz w:val="24"/>
+                <w:szCs w:val="24"/>
+              </w:rPr>
+            </w:pPr>
+            <w:r>
+              <w:rPr>
+                <w:sz w:val="24"/>
+                <w:szCs w:val="24"/>
+              </w:rPr>
+              <w:t>{{гараж.Основание_приобретения_и_стоимость}}</w:t>
+            </w:r>
+          </w:p>
+        </w:tc>
+        <w:tc>
+          <w:tcPr>
+            <w:tcW w:w="1474" w:type="dxa"/>
+            <w:tcBorders>
+              <w:bottom w:val="single" w:sz="4" w:space="0" w:color="auto"/>
+            </w:tcBorders>
+            <w:vAlign w:val="center"/>
+          </w:tcPr>
+          <w:p>
+            <w:pPr>
+              <w:jc w:val="center"/>
+              <w:rPr>
+                <w:sz w:val="24"/>
+                <w:szCs w:val="24"/>
+              </w:rPr>
+            </w:pPr>
+            <w:r>
+              <w:rPr>
+                <w:sz w:val="24"/>
+                <w:szCs w:val="24"/>
+              </w:rPr>
+              <w:t>{{гараж.Сведения_о_залоге_и_залогодержателе}}</w:t>
             </w:r>
           </w:p>
         </w:tc>
@@ -4879,39 +4309,7 @@
                 <w:sz w:val="24"/>
                 <w:szCs w:val="24"/>
               </w:rPr>
-              <w:t>{%</w:t>
-            </w:r>
-            <w:proofErr w:type="spellStart"/>
-            <w:r>
-              <w:rPr>
-                <w:sz w:val="24"/>
-                <w:szCs w:val="24"/>
-              </w:rPr>
-              <w:t>tr</w:t>
-            </w:r>
-            <w:proofErr w:type="spellEnd"/>
-            <w:r>
-              <w:rPr>
-                <w:sz w:val="24"/>
-                <w:szCs w:val="24"/>
-              </w:rPr>
-              <w:t xml:space="preserve"> </w:t>
-            </w:r>
-            <w:proofErr w:type="spellStart"/>
-            <w:r>
-              <w:rPr>
-                <w:sz w:val="24"/>
-                <w:szCs w:val="24"/>
-              </w:rPr>
-              <w:t>endfor</w:t>
-            </w:r>
-            <w:proofErr w:type="spellEnd"/>
-            <w:r>
-              <w:rPr>
-                <w:sz w:val="24"/>
-                <w:szCs w:val="24"/>
-              </w:rPr>
-              <w:t xml:space="preserve"> %}</w:t>
+              <w:t>{%tr endfor %}</w:t>
             </w:r>
           </w:p>
         </w:tc>
@@ -5045,71 +4443,7 @@
                 <w:sz w:val="24"/>
                 <w:szCs w:val="24"/>
               </w:rPr>
-              <w:t>{%</w:t>
-            </w:r>
-            <w:proofErr w:type="spellStart"/>
-            <w:r>
-              <w:rPr>
-                <w:sz w:val="24"/>
-                <w:szCs w:val="24"/>
-              </w:rPr>
-              <w:t>tr</w:t>
-            </w:r>
-            <w:proofErr w:type="spellEnd"/>
-            <w:r>
-              <w:rPr>
-                <w:sz w:val="24"/>
-                <w:szCs w:val="24"/>
-              </w:rPr>
-              <w:t xml:space="preserve"> </w:t>
-            </w:r>
-            <w:proofErr w:type="spellStart"/>
-            <w:r>
-              <w:rPr>
-                <w:sz w:val="24"/>
-                <w:szCs w:val="24"/>
-              </w:rPr>
-              <w:t>for</w:t>
-            </w:r>
-            <w:proofErr w:type="spellEnd"/>
-            <w:r>
-              <w:rPr>
-                <w:sz w:val="24"/>
-                <w:szCs w:val="24"/>
-              </w:rPr>
-              <w:t xml:space="preserve"> объект </w:t>
-            </w:r>
-            <w:proofErr w:type="spellStart"/>
-            <w:r>
-              <w:rPr>
-                <w:sz w:val="24"/>
-                <w:szCs w:val="24"/>
-              </w:rPr>
-              <w:t>in</w:t>
-            </w:r>
-            <w:proofErr w:type="spellEnd"/>
-            <w:r>
-              <w:rPr>
-                <w:sz w:val="24"/>
-                <w:szCs w:val="24"/>
-              </w:rPr>
-              <w:t xml:space="preserve"> </w:t>
-            </w:r>
-            <w:proofErr w:type="spellStart"/>
-            <w:r>
-              <w:rPr>
-                <w:sz w:val="24"/>
-                <w:szCs w:val="24"/>
-              </w:rPr>
-              <w:t>иное_недвижимое</w:t>
-            </w:r>
-            <w:proofErr w:type="spellEnd"/>
-            <w:r>
-              <w:rPr>
-                <w:sz w:val="24"/>
-                <w:szCs w:val="24"/>
-              </w:rPr>
-              <w:t xml:space="preserve"> %}</w:t>
+              <w:t>{%tr for объект in иное_недвижимое %}</w:t>
             </w:r>
           </w:p>
         </w:tc>
@@ -5222,6 +4556,13 @@
                 <w:sz w:val="24"/>
                 <w:szCs w:val="24"/>
               </w:rPr>
+              <w:t>{% vm %}</w:t>
+            </w:r>
+            <w:r>
+              <w:rPr>
+                <w:sz w:val="24"/>
+                <w:szCs w:val="24"/>
+              </w:rPr>
               <w:t>1.5</w:t>
             </w:r>
           </w:p>
@@ -5229,7 +4570,6 @@
         <w:tc>
           <w:tcPr>
             <w:tcW w:w="2381" w:type="dxa"/>
-            <w:vAlign w:val="bottom"/>
           </w:tcPr>
           <w:p>
             <w:pPr>
@@ -5244,6 +4584,13 @@
                 <w:sz w:val="24"/>
                 <w:szCs w:val="24"/>
               </w:rPr>
+              <w:t>{% vm %}</w:t>
+            </w:r>
+            <w:r>
+              <w:rPr>
+                <w:sz w:val="24"/>
+                <w:szCs w:val="24"/>
+              </w:rPr>
               <w:t>Иное недвижимое имущество:</w:t>
             </w:r>
           </w:p>
@@ -5260,39 +4607,15 @@
                 <w:sz w:val="24"/>
                 <w:szCs w:val="24"/>
               </w:rPr>
-              <w:t>1)</w:t>
-            </w:r>
-          </w:p>
-        </w:tc>
-        <w:tc>
-          <w:tcPr>
-            <w:tcW w:w="1474" w:type="dxa"/>
-            <w:vAlign w:val="center"/>
-          </w:tcPr>
-          <w:p>
-            <w:pPr>
-              <w:jc w:val="center"/>
-              <w:rPr>
-                <w:sz w:val="24"/>
-                <w:szCs w:val="24"/>
-              </w:rPr>
-            </w:pPr>
-            <w:r>
-              <w:rPr>
-                <w:sz w:val="24"/>
-                <w:szCs w:val="24"/>
-              </w:rPr>
               <w:t>{{</w:t>
             </w:r>
-            <w:proofErr w:type="spellStart"/>
-            <w:r>
-              <w:rPr>
-                <w:sz w:val="24"/>
-                <w:szCs w:val="24"/>
-              </w:rPr>
-              <w:t>объект.Вид_собственности</w:t>
-            </w:r>
-            <w:proofErr w:type="spellEnd"/>
+            <w:r>
+              <w:rPr>
+                <w:sz w:val="24"/>
+                <w:szCs w:val="24"/>
+              </w:rPr>
+              <w:t>объект.Число</w:t>
+            </w:r>
             <w:r>
               <w:rPr>
                 <w:sz w:val="24"/>
@@ -5320,137 +4643,95 @@
                 <w:sz w:val="24"/>
                 <w:szCs w:val="24"/>
               </w:rPr>
-              <w:t>{{</w:t>
-            </w:r>
-            <w:proofErr w:type="spellStart"/>
-            <w:r>
-              <w:rPr>
-                <w:sz w:val="24"/>
-                <w:szCs w:val="24"/>
-              </w:rPr>
-              <w:t>объект.Местонахождение_адрес</w:t>
-            </w:r>
-            <w:proofErr w:type="spellEnd"/>
-            <w:r>
-              <w:rPr>
-                <w:sz w:val="24"/>
-                <w:szCs w:val="24"/>
-              </w:rPr>
-              <w:t>}}</w:t>
-            </w:r>
-          </w:p>
-        </w:tc>
-        <w:tc>
-          <w:tcPr>
-            <w:tcW w:w="1474" w:type="dxa"/>
-            <w:vAlign w:val="center"/>
-          </w:tcPr>
-          <w:p>
-            <w:pPr>
-              <w:jc w:val="center"/>
-              <w:rPr>
-                <w:sz w:val="24"/>
-                <w:szCs w:val="24"/>
-              </w:rPr>
-            </w:pPr>
-            <w:r>
-              <w:rPr>
-                <w:sz w:val="24"/>
-                <w:szCs w:val="24"/>
-              </w:rPr>
-              <w:t>{{</w:t>
-            </w:r>
-            <w:proofErr w:type="spellStart"/>
-            <w:r>
-              <w:rPr>
-                <w:sz w:val="24"/>
-                <w:szCs w:val="24"/>
-              </w:rPr>
-              <w:t>объект.Площадь</w:t>
-            </w:r>
-            <w:proofErr w:type="spellEnd"/>
-            <w:r>
-              <w:rPr>
-                <w:sz w:val="24"/>
-                <w:szCs w:val="24"/>
-              </w:rPr>
-              <w:t>}}</w:t>
-            </w:r>
-          </w:p>
-        </w:tc>
-        <w:tc>
-          <w:tcPr>
-            <w:tcW w:w="1474" w:type="dxa"/>
-            <w:vAlign w:val="center"/>
-          </w:tcPr>
-          <w:p>
-            <w:pPr>
-              <w:jc w:val="center"/>
-              <w:rPr>
-                <w:sz w:val="24"/>
-                <w:szCs w:val="24"/>
-              </w:rPr>
-            </w:pPr>
-            <w:r>
-              <w:rPr>
-                <w:sz w:val="24"/>
-                <w:szCs w:val="24"/>
-              </w:rPr>
-              <w:t>{{</w:t>
-            </w:r>
-            <w:proofErr w:type="spellStart"/>
-            <w:r>
-              <w:rPr>
-                <w:sz w:val="24"/>
-                <w:szCs w:val="24"/>
-              </w:rPr>
-              <w:t>объект.Основание_приобретения_и_стоимость</w:t>
-            </w:r>
-            <w:proofErr w:type="spellEnd"/>
-            <w:r>
-              <w:rPr>
-                <w:sz w:val="24"/>
-                <w:szCs w:val="24"/>
-              </w:rPr>
-              <w:t>}}</w:t>
-            </w:r>
-          </w:p>
-        </w:tc>
-        <w:tc>
-          <w:tcPr>
-            <w:tcW w:w="1474" w:type="dxa"/>
-            <w:vAlign w:val="center"/>
-          </w:tcPr>
-          <w:p>
-            <w:pPr>
-              <w:jc w:val="center"/>
-              <w:rPr>
-                <w:sz w:val="24"/>
-                <w:szCs w:val="24"/>
-              </w:rPr>
-            </w:pPr>
-            <w:r>
-              <w:rPr>
-                <w:sz w:val="24"/>
-                <w:szCs w:val="24"/>
-              </w:rPr>
-              <w:t>{{</w:t>
-            </w:r>
-            <w:proofErr w:type="spellStart"/>
-            <w:r>
-              <w:rPr>
-                <w:sz w:val="24"/>
-                <w:szCs w:val="24"/>
-              </w:rPr>
-              <w:t>объект.Сведения_о_залоге_и_залогодержателе</w:t>
-            </w:r>
-            <w:proofErr w:type="spellEnd"/>
-            <w:r>
-              <w:rPr>
-                <w:sz w:val="24"/>
-                <w:szCs w:val="24"/>
-              </w:rPr>
-              <w:t>}}</w:t>
+              <w:t>{{объект.Вид_собственности}}</w:t>
+            </w:r>
+          </w:p>
+        </w:tc>
+        <w:tc>
+          <w:tcPr>
+            <w:tcW w:w="1474" w:type="dxa"/>
+            <w:vAlign w:val="center"/>
+          </w:tcPr>
+          <w:p>
+            <w:pPr>
+              <w:jc w:val="center"/>
+              <w:rPr>
+                <w:sz w:val="24"/>
+                <w:szCs w:val="24"/>
+              </w:rPr>
+            </w:pPr>
+            <w:r>
+              <w:rPr>
+                <w:sz w:val="24"/>
+                <w:szCs w:val="24"/>
+              </w:rPr>
+              <w:t>{{объект.Местонахождение_адрес}}</w:t>
+            </w:r>
+          </w:p>
+        </w:tc>
+        <w:tc>
+          <w:tcPr>
+            <w:tcW w:w="1474" w:type="dxa"/>
+            <w:vAlign w:val="center"/>
+          </w:tcPr>
+          <w:p>
+            <w:pPr>
+              <w:jc w:val="center"/>
+              <w:rPr>
+                <w:sz w:val="24"/>
+                <w:szCs w:val="24"/>
+              </w:rPr>
+            </w:pPr>
+            <w:r>
+              <w:rPr>
+                <w:sz w:val="24"/>
+                <w:szCs w:val="24"/>
+              </w:rPr>
+              <w:t>{{объект.Площадь}}</w:t>
+            </w:r>
+          </w:p>
+        </w:tc>
+        <w:tc>
+          <w:tcPr>
+            <w:tcW w:w="1474" w:type="dxa"/>
+            <w:vAlign w:val="center"/>
+          </w:tcPr>
+          <w:p>
+            <w:pPr>
+              <w:jc w:val="center"/>
+              <w:rPr>
+                <w:sz w:val="24"/>
+                <w:szCs w:val="24"/>
+              </w:rPr>
+            </w:pPr>
+            <w:r>
+              <w:rPr>
+                <w:sz w:val="24"/>
+                <w:szCs w:val="24"/>
+              </w:rPr>
+              <w:t>{{объект.Основание_приобретения_и_стоимость}}</w:t>
+            </w:r>
+          </w:p>
+        </w:tc>
+        <w:tc>
+          <w:tcPr>
+            <w:tcW w:w="1474" w:type="dxa"/>
+            <w:vAlign w:val="center"/>
+          </w:tcPr>
+          <w:p>
+            <w:pPr>
+              <w:jc w:val="center"/>
+              <w:rPr>
+                <w:sz w:val="24"/>
+                <w:szCs w:val="24"/>
+              </w:rPr>
+            </w:pPr>
+            <w:r>
+              <w:rPr>
+                <w:sz w:val="24"/>
+                <w:szCs w:val="24"/>
+              </w:rPr>
+              <w:t>{{объект.Сведения_о_залоге_и_залогодержателе}}</w:t>
             </w:r>
           </w:p>
         </w:tc>
@@ -5494,39 +4775,7 @@
                 <w:sz w:val="24"/>
                 <w:szCs w:val="24"/>
               </w:rPr>
-              <w:t>{%</w:t>
-            </w:r>
-            <w:proofErr w:type="spellStart"/>
-            <w:r>
-              <w:rPr>
-                <w:sz w:val="24"/>
-                <w:szCs w:val="24"/>
-              </w:rPr>
-              <w:t>tr</w:t>
-            </w:r>
-            <w:proofErr w:type="spellEnd"/>
-            <w:r>
-              <w:rPr>
-                <w:sz w:val="24"/>
-                <w:szCs w:val="24"/>
-              </w:rPr>
-              <w:t xml:space="preserve"> </w:t>
-            </w:r>
-            <w:proofErr w:type="spellStart"/>
-            <w:r>
-              <w:rPr>
-                <w:sz w:val="24"/>
-                <w:szCs w:val="24"/>
-              </w:rPr>
-              <w:t>endfor</w:t>
-            </w:r>
-            <w:proofErr w:type="spellEnd"/>
-            <w:r>
-              <w:rPr>
-                <w:sz w:val="24"/>
-                <w:szCs w:val="24"/>
-              </w:rPr>
-              <w:t xml:space="preserve"> %}</w:t>
+              <w:t>{%tr endfor %}</w:t>
             </w:r>
           </w:p>
         </w:tc>
@@ -5983,55 +5232,7 @@
                 <w:sz w:val="24"/>
                 <w:szCs w:val="24"/>
               </w:rPr>
-              <w:t>{%</w:t>
-            </w:r>
-            <w:proofErr w:type="spellStart"/>
-            <w:r>
-              <w:rPr>
-                <w:sz w:val="24"/>
-                <w:szCs w:val="24"/>
-              </w:rPr>
-              <w:t>tr</w:t>
-            </w:r>
-            <w:proofErr w:type="spellEnd"/>
-            <w:r>
-              <w:rPr>
-                <w:sz w:val="24"/>
-                <w:szCs w:val="24"/>
-              </w:rPr>
-              <w:t xml:space="preserve"> </w:t>
-            </w:r>
-            <w:proofErr w:type="spellStart"/>
-            <w:r>
-              <w:rPr>
-                <w:sz w:val="24"/>
-                <w:szCs w:val="24"/>
-              </w:rPr>
-              <w:t>for</w:t>
-            </w:r>
-            <w:proofErr w:type="spellEnd"/>
-            <w:r>
-              <w:rPr>
-                <w:sz w:val="24"/>
-                <w:szCs w:val="24"/>
-              </w:rPr>
-              <w:t xml:space="preserve"> авто </w:t>
-            </w:r>
-            <w:proofErr w:type="spellStart"/>
-            <w:r>
-              <w:rPr>
-                <w:sz w:val="24"/>
-                <w:szCs w:val="24"/>
-              </w:rPr>
-              <w:t>in</w:t>
-            </w:r>
-            <w:proofErr w:type="spellEnd"/>
-            <w:r>
-              <w:rPr>
-                <w:sz w:val="24"/>
-                <w:szCs w:val="24"/>
-              </w:rPr>
-              <w:t xml:space="preserve"> автомобили %}</w:t>
+              <w:t>{%tr for авто in автомобили %}</w:t>
             </w:r>
           </w:p>
         </w:tc>
@@ -6147,6 +5348,13 @@
                 <w:sz w:val="24"/>
                 <w:szCs w:val="24"/>
               </w:rPr>
+              <w:t>{% vm %}</w:t>
+            </w:r>
+            <w:r>
+              <w:rPr>
+                <w:sz w:val="24"/>
+                <w:szCs w:val="24"/>
+              </w:rPr>
               <w:t>2.1</w:t>
             </w:r>
           </w:p>
@@ -6157,7 +5365,7 @@
             <w:tcBorders>
               <w:bottom w:val="single" w:sz="4" w:space="0" w:color="auto"/>
             </w:tcBorders>
-            <w:vAlign w:val="bottom"/>
+            <w:vAlign w:val="top"/>
           </w:tcPr>
           <w:p>
             <w:pPr>
@@ -6172,6 +5380,13 @@
                 <w:sz w:val="24"/>
                 <w:szCs w:val="24"/>
               </w:rPr>
+              <w:t>{% vm %}</w:t>
+            </w:r>
+            <w:r>
+              <w:rPr>
+                <w:sz w:val="24"/>
+                <w:szCs w:val="24"/>
+              </w:rPr>
               <w:t>Автомобили легковые:</w:t>
             </w:r>
           </w:p>
@@ -6188,42 +5403,15 @@
                 <w:sz w:val="24"/>
                 <w:szCs w:val="24"/>
               </w:rPr>
-              <w:t>1)</w:t>
-            </w:r>
-          </w:p>
-        </w:tc>
-        <w:tc>
-          <w:tcPr>
-            <w:tcW w:w="1474" w:type="dxa"/>
-            <w:tcBorders>
-              <w:bottom w:val="single" w:sz="4" w:space="0" w:color="auto"/>
-            </w:tcBorders>
-            <w:vAlign w:val="center"/>
-          </w:tcPr>
-          <w:p>
-            <w:pPr>
-              <w:jc w:val="center"/>
-              <w:rPr>
-                <w:sz w:val="24"/>
-                <w:szCs w:val="24"/>
-              </w:rPr>
-            </w:pPr>
-            <w:r>
-              <w:rPr>
-                <w:sz w:val="24"/>
-                <w:szCs w:val="24"/>
-              </w:rPr>
               <w:t>{{</w:t>
             </w:r>
-            <w:proofErr w:type="spellStart"/>
-            <w:r>
-              <w:rPr>
-                <w:sz w:val="24"/>
-                <w:szCs w:val="24"/>
-              </w:rPr>
-              <w:t>авто.Идентификационный_номер</w:t>
-            </w:r>
-            <w:proofErr w:type="spellEnd"/>
+            <w:r>
+              <w:rPr>
+                <w:sz w:val="24"/>
+                <w:szCs w:val="24"/>
+              </w:rPr>
+              <w:t>авто.Число</w:t>
+            </w:r>
             <w:r>
               <w:rPr>
                 <w:sz w:val="24"/>
@@ -6254,146 +5442,107 @@
                 <w:sz w:val="24"/>
                 <w:szCs w:val="24"/>
               </w:rPr>
-              <w:t>{{</w:t>
-            </w:r>
-            <w:proofErr w:type="spellStart"/>
-            <w:r>
-              <w:rPr>
-                <w:sz w:val="24"/>
-                <w:szCs w:val="24"/>
-              </w:rPr>
-              <w:t>авто.Вид_собственности</w:t>
-            </w:r>
-            <w:proofErr w:type="spellEnd"/>
-            <w:r>
-              <w:rPr>
-                <w:sz w:val="24"/>
-                <w:szCs w:val="24"/>
-              </w:rPr>
-              <w:t>}}</w:t>
-            </w:r>
-          </w:p>
-        </w:tc>
-        <w:tc>
-          <w:tcPr>
-            <w:tcW w:w="1474" w:type="dxa"/>
-            <w:tcBorders>
-              <w:bottom w:val="single" w:sz="4" w:space="0" w:color="auto"/>
-            </w:tcBorders>
-            <w:vAlign w:val="center"/>
-          </w:tcPr>
-          <w:p>
-            <w:pPr>
-              <w:jc w:val="center"/>
-              <w:rPr>
-                <w:sz w:val="24"/>
-                <w:szCs w:val="24"/>
-              </w:rPr>
-            </w:pPr>
-            <w:r>
-              <w:rPr>
-                <w:sz w:val="24"/>
-                <w:szCs w:val="24"/>
-              </w:rPr>
-              <w:t>{{</w:t>
-            </w:r>
-            <w:proofErr w:type="spellStart"/>
-            <w:r>
-              <w:rPr>
-                <w:sz w:val="24"/>
-                <w:szCs w:val="24"/>
-              </w:rPr>
-              <w:t>авто.Место_нахождения</w:t>
-            </w:r>
-            <w:proofErr w:type="spellEnd"/>
-            <w:r>
-              <w:rPr>
-                <w:sz w:val="24"/>
-                <w:szCs w:val="24"/>
-              </w:rPr>
-              <w:t>}}</w:t>
-            </w:r>
-          </w:p>
-        </w:tc>
-        <w:tc>
-          <w:tcPr>
-            <w:tcW w:w="1474" w:type="dxa"/>
-            <w:tcBorders>
-              <w:bottom w:val="single" w:sz="4" w:space="0" w:color="auto"/>
-            </w:tcBorders>
-            <w:vAlign w:val="center"/>
-          </w:tcPr>
-          <w:p>
-            <w:pPr>
-              <w:jc w:val="center"/>
-              <w:rPr>
-                <w:sz w:val="24"/>
-                <w:szCs w:val="24"/>
-              </w:rPr>
-            </w:pPr>
-            <w:r>
-              <w:rPr>
-                <w:sz w:val="24"/>
-                <w:szCs w:val="24"/>
-              </w:rPr>
-              <w:t>{{</w:t>
-            </w:r>
-            <w:proofErr w:type="spellStart"/>
-            <w:r>
-              <w:rPr>
-                <w:sz w:val="24"/>
-                <w:szCs w:val="24"/>
-              </w:rPr>
-              <w:t>авто.Стоимость</w:t>
-            </w:r>
-            <w:proofErr w:type="spellEnd"/>
-            <w:r>
-              <w:rPr>
-                <w:sz w:val="24"/>
-                <w:szCs w:val="24"/>
-              </w:rPr>
-              <w:t>}}</w:t>
-            </w:r>
-          </w:p>
-        </w:tc>
-        <w:tc>
-          <w:tcPr>
-            <w:tcW w:w="1474" w:type="dxa"/>
-            <w:tcBorders>
-              <w:bottom w:val="single" w:sz="4" w:space="0" w:color="auto"/>
-            </w:tcBorders>
-            <w:vAlign w:val="center"/>
-          </w:tcPr>
-          <w:p>
-            <w:pPr>
-              <w:jc w:val="center"/>
-              <w:rPr>
-                <w:sz w:val="24"/>
-                <w:szCs w:val="24"/>
-              </w:rPr>
-            </w:pPr>
-            <w:r>
-              <w:rPr>
-                <w:sz w:val="24"/>
-                <w:szCs w:val="24"/>
-              </w:rPr>
-              <w:t>{{</w:t>
-            </w:r>
-            <w:proofErr w:type="spellStart"/>
-            <w:r>
-              <w:rPr>
-                <w:sz w:val="24"/>
-                <w:szCs w:val="24"/>
-              </w:rPr>
-              <w:t>авто.Сведения_о_залоге</w:t>
-            </w:r>
-            <w:proofErr w:type="spellEnd"/>
-            <w:r>
-              <w:rPr>
-                <w:sz w:val="24"/>
-                <w:szCs w:val="24"/>
-              </w:rPr>
-              <w:t>}}</w:t>
+              <w:t>{{авто.Идентификационный_номер}}</w:t>
+            </w:r>
+          </w:p>
+        </w:tc>
+        <w:tc>
+          <w:tcPr>
+            <w:tcW w:w="1474" w:type="dxa"/>
+            <w:tcBorders>
+              <w:bottom w:val="single" w:sz="4" w:space="0" w:color="auto"/>
+            </w:tcBorders>
+            <w:vAlign w:val="center"/>
+          </w:tcPr>
+          <w:p>
+            <w:pPr>
+              <w:jc w:val="center"/>
+              <w:rPr>
+                <w:sz w:val="24"/>
+                <w:szCs w:val="24"/>
+              </w:rPr>
+            </w:pPr>
+            <w:r>
+              <w:rPr>
+                <w:sz w:val="24"/>
+                <w:szCs w:val="24"/>
+              </w:rPr>
+              <w:t>{{авто.Вид_собственности}}</w:t>
+            </w:r>
+          </w:p>
+        </w:tc>
+        <w:tc>
+          <w:tcPr>
+            <w:tcW w:w="1474" w:type="dxa"/>
+            <w:tcBorders>
+              <w:bottom w:val="single" w:sz="4" w:space="0" w:color="auto"/>
+            </w:tcBorders>
+            <w:vAlign w:val="center"/>
+          </w:tcPr>
+          <w:p>
+            <w:pPr>
+              <w:jc w:val="center"/>
+              <w:rPr>
+                <w:sz w:val="24"/>
+                <w:szCs w:val="24"/>
+              </w:rPr>
+            </w:pPr>
+            <w:r>
+              <w:rPr>
+                <w:sz w:val="24"/>
+                <w:szCs w:val="24"/>
+              </w:rPr>
+              <w:t>{{авто.Место_нахождения}}</w:t>
+            </w:r>
+          </w:p>
+        </w:tc>
+        <w:tc>
+          <w:tcPr>
+            <w:tcW w:w="1474" w:type="dxa"/>
+            <w:tcBorders>
+              <w:bottom w:val="single" w:sz="4" w:space="0" w:color="auto"/>
+            </w:tcBorders>
+            <w:vAlign w:val="center"/>
+          </w:tcPr>
+          <w:p>
+            <w:pPr>
+              <w:jc w:val="center"/>
+              <w:rPr>
+                <w:sz w:val="24"/>
+                <w:szCs w:val="24"/>
+              </w:rPr>
+            </w:pPr>
+            <w:r>
+              <w:rPr>
+                <w:sz w:val="24"/>
+                <w:szCs w:val="24"/>
+              </w:rPr>
+              <w:t>{{авто.Стоимость}}</w:t>
+            </w:r>
+          </w:p>
+        </w:tc>
+        <w:tc>
+          <w:tcPr>
+            <w:tcW w:w="1474" w:type="dxa"/>
+            <w:tcBorders>
+              <w:bottom w:val="single" w:sz="4" w:space="0" w:color="auto"/>
+            </w:tcBorders>
+            <w:vAlign w:val="center"/>
+          </w:tcPr>
+          <w:p>
+            <w:pPr>
+              <w:jc w:val="center"/>
+              <w:rPr>
+                <w:sz w:val="24"/>
+                <w:szCs w:val="24"/>
+              </w:rPr>
+            </w:pPr>
+            <w:r>
+              <w:rPr>
+                <w:sz w:val="24"/>
+                <w:szCs w:val="24"/>
+              </w:rPr>
+              <w:t>{{авто.Сведения_о_залоге}}</w:t>
             </w:r>
           </w:p>
         </w:tc>
@@ -6437,39 +5586,7 @@
                 <w:sz w:val="24"/>
                 <w:szCs w:val="24"/>
               </w:rPr>
-              <w:t>{%</w:t>
-            </w:r>
-            <w:proofErr w:type="spellStart"/>
-            <w:r>
-              <w:rPr>
-                <w:sz w:val="24"/>
-                <w:szCs w:val="24"/>
-              </w:rPr>
-              <w:t>tr</w:t>
-            </w:r>
-            <w:proofErr w:type="spellEnd"/>
-            <w:r>
-              <w:rPr>
-                <w:sz w:val="24"/>
-                <w:szCs w:val="24"/>
-              </w:rPr>
-              <w:t xml:space="preserve"> </w:t>
-            </w:r>
-            <w:proofErr w:type="spellStart"/>
-            <w:r>
-              <w:rPr>
-                <w:sz w:val="24"/>
-                <w:szCs w:val="24"/>
-              </w:rPr>
-              <w:t>endfor</w:t>
-            </w:r>
-            <w:proofErr w:type="spellEnd"/>
-            <w:r>
-              <w:rPr>
-                <w:sz w:val="24"/>
-                <w:szCs w:val="24"/>
-              </w:rPr>
-              <w:t xml:space="preserve"> %}</w:t>
+              <w:t>{%tr endfor %}</w:t>
             </w:r>
           </w:p>
         </w:tc>
@@ -6603,33 +5720,8 @@
                 <w:sz w:val="24"/>
                 <w:szCs w:val="24"/>
               </w:rPr>
-              <w:t>{%</w:t>
-            </w:r>
-            <w:proofErr w:type="spellStart"/>
-            <w:r>
-              <w:rPr>
-                <w:sz w:val="24"/>
-                <w:szCs w:val="24"/>
-              </w:rPr>
-              <w:t>tr</w:t>
-            </w:r>
-            <w:proofErr w:type="spellEnd"/>
-            <w:r>
-              <w:rPr>
-                <w:sz w:val="24"/>
-                <w:szCs w:val="24"/>
-              </w:rPr>
-              <w:t xml:space="preserve"> </w:t>
-            </w:r>
-            <w:proofErr w:type="spellStart"/>
-            <w:r>
-              <w:rPr>
-                <w:sz w:val="24"/>
-                <w:szCs w:val="24"/>
-              </w:rPr>
-              <w:t>for</w:t>
-            </w:r>
-            <w:proofErr w:type="spellEnd"/>
+              <w:t>{%tr for</w:t>
+            </w:r>
             <w:r>
               <w:rPr>
                 <w:sz w:val="24"/>
@@ -6642,17 +5734,8 @@
                 <w:sz w:val="24"/>
                 <w:szCs w:val="24"/>
               </w:rPr>
-              <w:t xml:space="preserve"> </w:t>
-            </w:r>
-            <w:proofErr w:type="spellStart"/>
-            <w:r>
-              <w:rPr>
-                <w:sz w:val="24"/>
-                <w:szCs w:val="24"/>
-              </w:rPr>
-              <w:t>in</w:t>
-            </w:r>
-            <w:proofErr w:type="spellEnd"/>
+              <w:t xml:space="preserve"> in</w:t>
+            </w:r>
             <w:r>
               <w:rPr>
                 <w:sz w:val="24"/>
@@ -6781,6 +5864,13 @@
                 <w:sz w:val="24"/>
                 <w:szCs w:val="24"/>
               </w:rPr>
+              <w:t>{% vm %}</w:t>
+            </w:r>
+            <w:r>
+              <w:rPr>
+                <w:sz w:val="24"/>
+                <w:szCs w:val="24"/>
+              </w:rPr>
               <w:t>2.2</w:t>
             </w:r>
           </w:p>
@@ -6791,7 +5881,7 @@
             <w:tcBorders>
               <w:bottom w:val="single" w:sz="4" w:space="0" w:color="auto"/>
             </w:tcBorders>
-            <w:vAlign w:val="bottom"/>
+            <w:vAlign w:val="top"/>
           </w:tcPr>
           <w:p>
             <w:pPr>
@@ -6806,6 +5896,13 @@
                 <w:sz w:val="24"/>
                 <w:szCs w:val="24"/>
               </w:rPr>
+              <w:t>{% vm %}</w:t>
+            </w:r>
+            <w:r>
+              <w:rPr>
+                <w:sz w:val="24"/>
+                <w:szCs w:val="24"/>
+              </w:rPr>
               <w:t>Автомобили грузовые:</w:t>
             </w:r>
           </w:p>
@@ -6822,34 +5919,47 @@
                 <w:sz w:val="24"/>
                 <w:szCs w:val="24"/>
               </w:rPr>
-              <w:t>1)</w:t>
-            </w:r>
-          </w:p>
-        </w:tc>
-        <w:tc>
-          <w:tcPr>
-            <w:tcW w:w="1474" w:type="dxa"/>
-            <w:tcBorders>
-              <w:bottom w:val="single" w:sz="4" w:space="0" w:color="auto"/>
-            </w:tcBorders>
-            <w:vAlign w:val="center"/>
-          </w:tcPr>
-          <w:p>
-            <w:pPr>
-              <w:jc w:val="center"/>
-              <w:rPr>
-                <w:sz w:val="24"/>
-                <w:szCs w:val="24"/>
-              </w:rPr>
-            </w:pPr>
-            <w:r>
-              <w:rPr>
-                <w:sz w:val="24"/>
-                <w:szCs w:val="24"/>
-              </w:rPr>
               <w:t>{{</w:t>
             </w:r>
-            <w:proofErr w:type="spellStart"/>
+            <w:r>
+              <w:rPr>
+                <w:sz w:val="24"/>
+                <w:szCs w:val="24"/>
+              </w:rPr>
+              <w:t>грузовик.Число</w:t>
+            </w:r>
+            <w:r>
+              <w:rPr>
+                <w:sz w:val="24"/>
+                <w:szCs w:val="24"/>
+              </w:rPr>
+              <w:t>}}</w:t>
+            </w:r>
+          </w:p>
+        </w:tc>
+        <w:tc>
+          <w:tcPr>
+            <w:tcW w:w="1474" w:type="dxa"/>
+            <w:tcBorders>
+              <w:bottom w:val="single" w:sz="4" w:space="0" w:color="auto"/>
+            </w:tcBorders>
+            <w:vAlign w:val="center"/>
+          </w:tcPr>
+          <w:p>
+            <w:pPr>
+              <w:jc w:val="center"/>
+              <w:rPr>
+                <w:sz w:val="24"/>
+                <w:szCs w:val="24"/>
+              </w:rPr>
+            </w:pPr>
+            <w:r>
+              <w:rPr>
+                <w:sz w:val="24"/>
+                <w:szCs w:val="24"/>
+              </w:rPr>
+              <w:t>{{</w:t>
+            </w:r>
             <w:r>
               <w:rPr>
                 <w:sz w:val="24"/>
@@ -6862,15 +5972,7 @@
                 <w:sz w:val="24"/>
                 <w:szCs w:val="24"/>
               </w:rPr>
-              <w:t>.Идентификационный_номер</w:t>
-            </w:r>
-            <w:proofErr w:type="spellEnd"/>
-            <w:r>
-              <w:rPr>
-                <w:sz w:val="24"/>
-                <w:szCs w:val="24"/>
-              </w:rPr>
-              <w:t>}}</w:t>
+              <w:t>.Идентификационный_номер}}</w:t>
             </w:r>
           </w:p>
         </w:tc>
@@ -6902,30 +6004,14 @@
                 <w:sz w:val="24"/>
                 <w:szCs w:val="24"/>
               </w:rPr>
-              <w:t xml:space="preserve"> </w:t>
-            </w:r>
-            <w:proofErr w:type="spellStart"/>
-            <w:r>
-              <w:rPr>
-                <w:sz w:val="24"/>
-                <w:szCs w:val="24"/>
-              </w:rPr>
-              <w:t>грузовик</w:t>
-            </w:r>
-            <w:r>
-              <w:rPr>
-                <w:sz w:val="24"/>
-                <w:szCs w:val="24"/>
-              </w:rPr>
-              <w:t>.Вид_собственности</w:t>
-            </w:r>
-            <w:proofErr w:type="spellEnd"/>
-            <w:r>
-              <w:rPr>
-                <w:sz w:val="24"/>
-                <w:szCs w:val="24"/>
-              </w:rPr>
-              <w:t>}}</w:t>
+              <w:t xml:space="preserve"> грузовик</w:t>
+            </w:r>
+            <w:r>
+              <w:rPr>
+                <w:sz w:val="24"/>
+                <w:szCs w:val="24"/>
+              </w:rPr>
+              <w:t>.Вид_собственности}}</w:t>
             </w:r>
           </w:p>
         </w:tc>
@@ -6957,30 +6043,14 @@
                 <w:sz w:val="24"/>
                 <w:szCs w:val="24"/>
               </w:rPr>
-              <w:t xml:space="preserve"> </w:t>
-            </w:r>
-            <w:proofErr w:type="spellStart"/>
-            <w:r>
-              <w:rPr>
-                <w:sz w:val="24"/>
-                <w:szCs w:val="24"/>
-              </w:rPr>
-              <w:t>грузовик</w:t>
-            </w:r>
-            <w:r>
-              <w:rPr>
-                <w:sz w:val="24"/>
-                <w:szCs w:val="24"/>
-              </w:rPr>
-              <w:t>.Место_нахождения</w:t>
-            </w:r>
-            <w:proofErr w:type="spellEnd"/>
-            <w:r>
-              <w:rPr>
-                <w:sz w:val="24"/>
-                <w:szCs w:val="24"/>
-              </w:rPr>
-              <w:t>}}</w:t>
+              <w:t xml:space="preserve"> грузовик</w:t>
+            </w:r>
+            <w:r>
+              <w:rPr>
+                <w:sz w:val="24"/>
+                <w:szCs w:val="24"/>
+              </w:rPr>
+              <w:t>.Место_нахождения}}</w:t>
             </w:r>
           </w:p>
         </w:tc>
@@ -7012,30 +6082,14 @@
                 <w:sz w:val="24"/>
                 <w:szCs w:val="24"/>
               </w:rPr>
-              <w:t xml:space="preserve"> </w:t>
-            </w:r>
-            <w:proofErr w:type="spellStart"/>
-            <w:r>
-              <w:rPr>
-                <w:sz w:val="24"/>
-                <w:szCs w:val="24"/>
-              </w:rPr>
-              <w:t>грузовик</w:t>
-            </w:r>
-            <w:r>
-              <w:rPr>
-                <w:sz w:val="24"/>
-                <w:szCs w:val="24"/>
-              </w:rPr>
-              <w:t>.Стоимость</w:t>
-            </w:r>
-            <w:proofErr w:type="spellEnd"/>
-            <w:r>
-              <w:rPr>
-                <w:sz w:val="24"/>
-                <w:szCs w:val="24"/>
-              </w:rPr>
-              <w:t>}}</w:t>
+              <w:t xml:space="preserve"> грузовик</w:t>
+            </w:r>
+            <w:r>
+              <w:rPr>
+                <w:sz w:val="24"/>
+                <w:szCs w:val="24"/>
+              </w:rPr>
+              <w:t>.Стоимость}}</w:t>
             </w:r>
           </w:p>
         </w:tc>
@@ -7067,30 +6121,14 @@
                 <w:sz w:val="24"/>
                 <w:szCs w:val="24"/>
               </w:rPr>
-              <w:t xml:space="preserve"> </w:t>
-            </w:r>
-            <w:proofErr w:type="spellStart"/>
-            <w:r>
-              <w:rPr>
-                <w:sz w:val="24"/>
-                <w:szCs w:val="24"/>
-              </w:rPr>
-              <w:t>грузовик</w:t>
-            </w:r>
-            <w:r>
-              <w:rPr>
-                <w:sz w:val="24"/>
-                <w:szCs w:val="24"/>
-              </w:rPr>
-              <w:t>.Сведения_о_залоге</w:t>
-            </w:r>
-            <w:proofErr w:type="spellEnd"/>
-            <w:r>
-              <w:rPr>
-                <w:sz w:val="24"/>
-                <w:szCs w:val="24"/>
-              </w:rPr>
-              <w:t>}}</w:t>
+              <w:t xml:space="preserve"> грузовик</w:t>
+            </w:r>
+            <w:r>
+              <w:rPr>
+                <w:sz w:val="24"/>
+                <w:szCs w:val="24"/>
+              </w:rPr>
+              <w:t>.Сведения_о_залоге}}</w:t>
             </w:r>
           </w:p>
         </w:tc>
@@ -7134,39 +6172,7 @@
                 <w:sz w:val="24"/>
                 <w:szCs w:val="24"/>
               </w:rPr>
-              <w:t>{%</w:t>
-            </w:r>
-            <w:proofErr w:type="spellStart"/>
-            <w:r>
-              <w:rPr>
-                <w:sz w:val="24"/>
-                <w:szCs w:val="24"/>
-              </w:rPr>
-              <w:t>tr</w:t>
-            </w:r>
-            <w:proofErr w:type="spellEnd"/>
-            <w:r>
-              <w:rPr>
-                <w:sz w:val="24"/>
-                <w:szCs w:val="24"/>
-              </w:rPr>
-              <w:t xml:space="preserve"> </w:t>
-            </w:r>
-            <w:proofErr w:type="spellStart"/>
-            <w:r>
-              <w:rPr>
-                <w:sz w:val="24"/>
-                <w:szCs w:val="24"/>
-              </w:rPr>
-              <w:t>endfor</w:t>
-            </w:r>
-            <w:proofErr w:type="spellEnd"/>
-            <w:r>
-              <w:rPr>
-                <w:sz w:val="24"/>
-                <w:szCs w:val="24"/>
-              </w:rPr>
-              <w:t xml:space="preserve"> %}</w:t>
+              <w:t>{%tr endfor %}</w:t>
             </w:r>
           </w:p>
         </w:tc>
@@ -7335,7 +6341,6 @@
               </w:rPr>
               <w:t xml:space="preserve"> </w:t>
             </w:r>
-            <w:proofErr w:type="spellStart"/>
             <w:r>
               <w:rPr>
                 <w:sz w:val="24"/>
@@ -7343,7 +6348,6 @@
               </w:rPr>
               <w:t>мото</w:t>
             </w:r>
-            <w:proofErr w:type="spellEnd"/>
             <w:r>
               <w:rPr>
                 <w:sz w:val="24"/>
@@ -7472,6 +6476,13 @@
                 <w:sz w:val="24"/>
                 <w:szCs w:val="24"/>
               </w:rPr>
+              <w:t>{% vm %}</w:t>
+            </w:r>
+            <w:r>
+              <w:rPr>
+                <w:sz w:val="24"/>
+                <w:szCs w:val="24"/>
+              </w:rPr>
               <w:t>2.3</w:t>
             </w:r>
           </w:p>
@@ -7482,7 +6493,7 @@
             <w:tcBorders>
               <w:bottom w:val="single" w:sz="4" w:space="0" w:color="auto"/>
             </w:tcBorders>
-            <w:vAlign w:val="bottom"/>
+            <w:vAlign w:val="top"/>
           </w:tcPr>
           <w:p>
             <w:pPr>
@@ -7493,21 +6504,19 @@
                 <w:szCs w:val="24"/>
               </w:rPr>
             </w:pPr>
-            <w:proofErr w:type="spellStart"/>
-            <w:r>
-              <w:rPr>
-                <w:sz w:val="24"/>
-                <w:szCs w:val="24"/>
-              </w:rPr>
-              <w:t>Мототранспортные</w:t>
-            </w:r>
-            <w:proofErr w:type="spellEnd"/>
-            <w:r>
-              <w:rPr>
-                <w:sz w:val="24"/>
-                <w:szCs w:val="24"/>
-              </w:rPr>
-              <w:t xml:space="preserve"> средства:</w:t>
+            <w:r>
+              <w:rPr>
+                <w:sz w:val="24"/>
+                <w:szCs w:val="24"/>
+              </w:rPr>
+              <w:t>{% vm %}</w:t>
+            </w:r>
+            <w:r>
+              <w:rPr>
+                <w:sz w:val="24"/>
+                <w:szCs w:val="24"/>
+              </w:rPr>
+              <w:t>Мототранспортные средства:</w:t>
             </w:r>
           </w:p>
           <w:p>
@@ -7524,7 +6533,21 @@
                 <w:sz w:val="24"/>
                 <w:szCs w:val="24"/>
               </w:rPr>
-              <w:t>1)</w:t>
+              <w:t>{{</w:t>
+            </w:r>
+            <w:r>
+              <w:rPr>
+                <w:sz w:val="24"/>
+                <w:szCs w:val="24"/>
+              </w:rPr>
+              <w:t>мотоцикл.Число</w:t>
+            </w:r>
+            <w:r>
+              <w:rPr>
+                <w:sz w:val="24"/>
+                <w:szCs w:val="24"/>
+              </w:rPr>
+              <w:t>}}</w:t>
             </w:r>
           </w:p>
         </w:tc>
@@ -7557,30 +6580,14 @@
                 <w:sz w:val="24"/>
                 <w:szCs w:val="24"/>
               </w:rPr>
-              <w:t xml:space="preserve"> </w:t>
-            </w:r>
-            <w:proofErr w:type="spellStart"/>
-            <w:r>
-              <w:rPr>
-                <w:sz w:val="24"/>
-                <w:szCs w:val="24"/>
-              </w:rPr>
-              <w:t>мотоцикл</w:t>
-            </w:r>
-            <w:r>
-              <w:rPr>
-                <w:sz w:val="24"/>
-                <w:szCs w:val="24"/>
-              </w:rPr>
-              <w:t>.Идентификационный_номер</w:t>
-            </w:r>
-            <w:proofErr w:type="spellEnd"/>
-            <w:r>
-              <w:rPr>
-                <w:sz w:val="24"/>
-                <w:szCs w:val="24"/>
-              </w:rPr>
-              <w:t>}}</w:t>
+              <w:t xml:space="preserve"> мотоцикл</w:t>
+            </w:r>
+            <w:r>
+              <w:rPr>
+                <w:sz w:val="24"/>
+                <w:szCs w:val="24"/>
+              </w:rPr>
+              <w:t>.Идентификационный_номер}}</w:t>
             </w:r>
           </w:p>
         </w:tc>
@@ -7613,30 +6620,14 @@
                 <w:sz w:val="24"/>
                 <w:szCs w:val="24"/>
               </w:rPr>
-              <w:t xml:space="preserve"> </w:t>
-            </w:r>
-            <w:proofErr w:type="spellStart"/>
-            <w:r>
-              <w:rPr>
-                <w:sz w:val="24"/>
-                <w:szCs w:val="24"/>
-              </w:rPr>
-              <w:t>мотоцикл</w:t>
-            </w:r>
-            <w:r>
-              <w:rPr>
-                <w:sz w:val="24"/>
-                <w:szCs w:val="24"/>
-              </w:rPr>
-              <w:t>.Вид_собственности</w:t>
-            </w:r>
-            <w:proofErr w:type="spellEnd"/>
-            <w:r>
-              <w:rPr>
-                <w:sz w:val="24"/>
-                <w:szCs w:val="24"/>
-              </w:rPr>
-              <w:t>}}</w:t>
+              <w:t xml:space="preserve"> мотоцикл</w:t>
+            </w:r>
+            <w:r>
+              <w:rPr>
+                <w:sz w:val="24"/>
+                <w:szCs w:val="24"/>
+              </w:rPr>
+              <w:t>.Вид_собственности}}</w:t>
             </w:r>
           </w:p>
         </w:tc>
@@ -7669,30 +6660,14 @@
                 <w:sz w:val="24"/>
                 <w:szCs w:val="24"/>
               </w:rPr>
-              <w:t xml:space="preserve"> </w:t>
-            </w:r>
-            <w:proofErr w:type="spellStart"/>
-            <w:r>
-              <w:rPr>
-                <w:sz w:val="24"/>
-                <w:szCs w:val="24"/>
-              </w:rPr>
-              <w:t>мотоцикл</w:t>
-            </w:r>
-            <w:r>
-              <w:rPr>
-                <w:sz w:val="24"/>
-                <w:szCs w:val="24"/>
-              </w:rPr>
-              <w:t>.Место_нахождения</w:t>
-            </w:r>
-            <w:proofErr w:type="spellEnd"/>
-            <w:r>
-              <w:rPr>
-                <w:sz w:val="24"/>
-                <w:szCs w:val="24"/>
-              </w:rPr>
-              <w:t>}}</w:t>
+              <w:t xml:space="preserve"> мотоцикл</w:t>
+            </w:r>
+            <w:r>
+              <w:rPr>
+                <w:sz w:val="24"/>
+                <w:szCs w:val="24"/>
+              </w:rPr>
+              <w:t>.Место_нахождения}}</w:t>
             </w:r>
           </w:p>
         </w:tc>
@@ -7725,30 +6700,14 @@
                 <w:sz w:val="24"/>
                 <w:szCs w:val="24"/>
               </w:rPr>
-              <w:t xml:space="preserve"> </w:t>
-            </w:r>
-            <w:proofErr w:type="spellStart"/>
-            <w:r>
-              <w:rPr>
-                <w:sz w:val="24"/>
-                <w:szCs w:val="24"/>
-              </w:rPr>
-              <w:t>мотоцикл</w:t>
-            </w:r>
-            <w:r>
-              <w:rPr>
-                <w:sz w:val="24"/>
-                <w:szCs w:val="24"/>
-              </w:rPr>
-              <w:t>.Стоимость</w:t>
-            </w:r>
-            <w:proofErr w:type="spellEnd"/>
-            <w:r>
-              <w:rPr>
-                <w:sz w:val="24"/>
-                <w:szCs w:val="24"/>
-              </w:rPr>
-              <w:t>}}</w:t>
+              <w:t xml:space="preserve"> мотоцикл</w:t>
+            </w:r>
+            <w:r>
+              <w:rPr>
+                <w:sz w:val="24"/>
+                <w:szCs w:val="24"/>
+              </w:rPr>
+              <w:t>.Стоимость}}</w:t>
             </w:r>
           </w:p>
         </w:tc>
@@ -7781,30 +6740,14 @@
                 <w:sz w:val="24"/>
                 <w:szCs w:val="24"/>
               </w:rPr>
-              <w:t xml:space="preserve"> </w:t>
-            </w:r>
-            <w:proofErr w:type="spellStart"/>
-            <w:r>
-              <w:rPr>
-                <w:sz w:val="24"/>
-                <w:szCs w:val="24"/>
-              </w:rPr>
-              <w:t>мотоцикл</w:t>
-            </w:r>
-            <w:r>
-              <w:rPr>
-                <w:sz w:val="24"/>
-                <w:szCs w:val="24"/>
-              </w:rPr>
-              <w:t>.Сведения_о_залоге</w:t>
-            </w:r>
-            <w:proofErr w:type="spellEnd"/>
-            <w:r>
-              <w:rPr>
-                <w:sz w:val="24"/>
-                <w:szCs w:val="24"/>
-              </w:rPr>
-              <w:t>}}</w:t>
+              <w:t xml:space="preserve"> мотоцикл</w:t>
+            </w:r>
+            <w:r>
+              <w:rPr>
+                <w:sz w:val="24"/>
+                <w:szCs w:val="24"/>
+              </w:rPr>
+              <w:t>.Сведения_о_залоге}}</w:t>
             </w:r>
           </w:p>
         </w:tc>
@@ -7850,39 +6793,7 @@
                 <w:sz w:val="24"/>
                 <w:szCs w:val="24"/>
               </w:rPr>
-              <w:t>{%</w:t>
-            </w:r>
-            <w:proofErr w:type="spellStart"/>
-            <w:r>
-              <w:rPr>
-                <w:sz w:val="24"/>
-                <w:szCs w:val="24"/>
-              </w:rPr>
-              <w:t>tr</w:t>
-            </w:r>
-            <w:proofErr w:type="spellEnd"/>
-            <w:r>
-              <w:rPr>
-                <w:sz w:val="24"/>
-                <w:szCs w:val="24"/>
-              </w:rPr>
-              <w:t xml:space="preserve"> </w:t>
-            </w:r>
-            <w:proofErr w:type="spellStart"/>
-            <w:r>
-              <w:rPr>
-                <w:sz w:val="24"/>
-                <w:szCs w:val="24"/>
-              </w:rPr>
-              <w:t>endfor</w:t>
-            </w:r>
-            <w:proofErr w:type="spellEnd"/>
-            <w:r>
-              <w:rPr>
-                <w:sz w:val="24"/>
-                <w:szCs w:val="24"/>
-              </w:rPr>
-              <w:t xml:space="preserve"> %}</w:t>
+              <w:t>{%tr endfor %}</w:t>
             </w:r>
           </w:p>
         </w:tc>
@@ -8023,33 +6934,8 @@
                 <w:sz w:val="24"/>
                 <w:szCs w:val="24"/>
               </w:rPr>
-              <w:t>{%</w:t>
-            </w:r>
-            <w:proofErr w:type="spellStart"/>
-            <w:r>
-              <w:rPr>
-                <w:sz w:val="24"/>
-                <w:szCs w:val="24"/>
-              </w:rPr>
-              <w:t>tr</w:t>
-            </w:r>
-            <w:proofErr w:type="spellEnd"/>
-            <w:r>
-              <w:rPr>
-                <w:sz w:val="24"/>
-                <w:szCs w:val="24"/>
-              </w:rPr>
-              <w:t xml:space="preserve"> </w:t>
-            </w:r>
-            <w:proofErr w:type="spellStart"/>
-            <w:r>
-              <w:rPr>
-                <w:sz w:val="24"/>
-                <w:szCs w:val="24"/>
-              </w:rPr>
-              <w:t>for</w:t>
-            </w:r>
-            <w:proofErr w:type="spellEnd"/>
+              <w:t>{%tr for</w:t>
+            </w:r>
             <w:r>
               <w:rPr>
                 <w:sz w:val="24"/>
@@ -8062,17 +6948,8 @@
                 <w:sz w:val="24"/>
                 <w:szCs w:val="24"/>
               </w:rPr>
-              <w:t xml:space="preserve"> </w:t>
-            </w:r>
-            <w:proofErr w:type="spellStart"/>
-            <w:r>
-              <w:rPr>
-                <w:sz w:val="24"/>
-                <w:szCs w:val="24"/>
-              </w:rPr>
-              <w:t>in</w:t>
-            </w:r>
-            <w:proofErr w:type="spellEnd"/>
+              <w:t xml:space="preserve"> in</w:t>
+            </w:r>
             <w:r>
               <w:rPr>
                 <w:sz w:val="24"/>
@@ -8207,6 +7084,13 @@
                 <w:sz w:val="24"/>
                 <w:szCs w:val="24"/>
               </w:rPr>
+              <w:t>{% vm %}</w:t>
+            </w:r>
+            <w:r>
+              <w:rPr>
+                <w:sz w:val="24"/>
+                <w:szCs w:val="24"/>
+              </w:rPr>
               <w:t>2.4</w:t>
             </w:r>
           </w:p>
@@ -8218,7 +7102,7 @@
               <w:top w:val="single" w:sz="4" w:space="0" w:color="auto"/>
               <w:bottom w:val="single" w:sz="4" w:space="0" w:color="auto"/>
             </w:tcBorders>
-            <w:vAlign w:val="bottom"/>
+            <w:vAlign w:val="top"/>
           </w:tcPr>
           <w:p>
             <w:pPr>
@@ -8228,6 +7112,13 @@
                 <w:szCs w:val="24"/>
               </w:rPr>
             </w:pPr>
+            <w:r>
+              <w:rPr>
+                <w:sz w:val="24"/>
+                <w:szCs w:val="24"/>
+              </w:rPr>
+              <w:t>{% vm %}</w:t>
+            </w:r>
             <w:r>
               <w:rPr>
                 <w:sz w:val="24"/>
@@ -8265,7 +7156,21 @@
                 <w:sz w:val="24"/>
                 <w:szCs w:val="24"/>
               </w:rPr>
-              <w:t>1)</w:t>
+              <w:t>{{</w:t>
+            </w:r>
+            <w:r>
+              <w:rPr>
+                <w:sz w:val="24"/>
+                <w:szCs w:val="24"/>
+              </w:rPr>
+              <w:t>техника.Число</w:t>
+            </w:r>
+            <w:r>
+              <w:rPr>
+                <w:sz w:val="24"/>
+                <w:szCs w:val="24"/>
+              </w:rPr>
+              <w:t>}}</w:t>
             </w:r>
           </w:p>
         </w:tc>
@@ -8298,30 +7203,14 @@
                 <w:sz w:val="24"/>
                 <w:szCs w:val="24"/>
               </w:rPr>
-              <w:t xml:space="preserve"> </w:t>
-            </w:r>
-            <w:proofErr w:type="spellStart"/>
-            <w:r>
-              <w:rPr>
-                <w:sz w:val="24"/>
-                <w:szCs w:val="24"/>
-              </w:rPr>
-              <w:t>техника</w:t>
-            </w:r>
-            <w:r>
-              <w:rPr>
-                <w:sz w:val="24"/>
-                <w:szCs w:val="24"/>
-              </w:rPr>
-              <w:t>.Идентификационный_номер</w:t>
-            </w:r>
-            <w:proofErr w:type="spellEnd"/>
-            <w:r>
-              <w:rPr>
-                <w:sz w:val="24"/>
-                <w:szCs w:val="24"/>
-              </w:rPr>
-              <w:t>}}</w:t>
+              <w:t xml:space="preserve"> техника</w:t>
+            </w:r>
+            <w:r>
+              <w:rPr>
+                <w:sz w:val="24"/>
+                <w:szCs w:val="24"/>
+              </w:rPr>
+              <w:t>.Идентификационный_номер}}</w:t>
             </w:r>
           </w:p>
         </w:tc>
@@ -8354,30 +7243,14 @@
                 <w:sz w:val="24"/>
                 <w:szCs w:val="24"/>
               </w:rPr>
-              <w:t xml:space="preserve"> </w:t>
-            </w:r>
-            <w:proofErr w:type="spellStart"/>
-            <w:r>
-              <w:rPr>
-                <w:sz w:val="24"/>
-                <w:szCs w:val="24"/>
-              </w:rPr>
-              <w:t>техника</w:t>
-            </w:r>
-            <w:r>
-              <w:rPr>
-                <w:sz w:val="24"/>
-                <w:szCs w:val="24"/>
-              </w:rPr>
-              <w:t>.Вид_собственности</w:t>
-            </w:r>
-            <w:proofErr w:type="spellEnd"/>
-            <w:r>
-              <w:rPr>
-                <w:sz w:val="24"/>
-                <w:szCs w:val="24"/>
-              </w:rPr>
-              <w:t>}}</w:t>
+              <w:t xml:space="preserve"> техника</w:t>
+            </w:r>
+            <w:r>
+              <w:rPr>
+                <w:sz w:val="24"/>
+                <w:szCs w:val="24"/>
+              </w:rPr>
+              <w:t>.Вид_собственности}}</w:t>
             </w:r>
           </w:p>
         </w:tc>
@@ -8410,30 +7283,14 @@
                 <w:sz w:val="24"/>
                 <w:szCs w:val="24"/>
               </w:rPr>
-              <w:t xml:space="preserve"> </w:t>
-            </w:r>
-            <w:proofErr w:type="spellStart"/>
-            <w:r>
-              <w:rPr>
-                <w:sz w:val="24"/>
-                <w:szCs w:val="24"/>
-              </w:rPr>
-              <w:t>техника</w:t>
-            </w:r>
-            <w:r>
-              <w:rPr>
-                <w:sz w:val="24"/>
-                <w:szCs w:val="24"/>
-              </w:rPr>
-              <w:t>.Место_нахождения</w:t>
-            </w:r>
-            <w:proofErr w:type="spellEnd"/>
-            <w:r>
-              <w:rPr>
-                <w:sz w:val="24"/>
-                <w:szCs w:val="24"/>
-              </w:rPr>
-              <w:t>}}</w:t>
+              <w:t xml:space="preserve"> техника</w:t>
+            </w:r>
+            <w:r>
+              <w:rPr>
+                <w:sz w:val="24"/>
+                <w:szCs w:val="24"/>
+              </w:rPr>
+              <w:t>.Место_нахождения}}</w:t>
             </w:r>
           </w:p>
         </w:tc>
@@ -8466,30 +7323,14 @@
                 <w:sz w:val="24"/>
                 <w:szCs w:val="24"/>
               </w:rPr>
-              <w:t xml:space="preserve"> </w:t>
-            </w:r>
-            <w:proofErr w:type="spellStart"/>
-            <w:r>
-              <w:rPr>
-                <w:sz w:val="24"/>
-                <w:szCs w:val="24"/>
-              </w:rPr>
-              <w:t>техника</w:t>
-            </w:r>
-            <w:r>
-              <w:rPr>
-                <w:sz w:val="24"/>
-                <w:szCs w:val="24"/>
-              </w:rPr>
-              <w:t>.Стоимость</w:t>
-            </w:r>
-            <w:proofErr w:type="spellEnd"/>
-            <w:r>
-              <w:rPr>
-                <w:sz w:val="24"/>
-                <w:szCs w:val="24"/>
-              </w:rPr>
-              <w:t>}}</w:t>
+              <w:t xml:space="preserve"> техника</w:t>
+            </w:r>
+            <w:r>
+              <w:rPr>
+                <w:sz w:val="24"/>
+                <w:szCs w:val="24"/>
+              </w:rPr>
+              <w:t>.Стоимость}}</w:t>
             </w:r>
           </w:p>
         </w:tc>
@@ -8522,30 +7363,14 @@
                 <w:sz w:val="24"/>
                 <w:szCs w:val="24"/>
               </w:rPr>
-              <w:t xml:space="preserve"> </w:t>
-            </w:r>
-            <w:proofErr w:type="spellStart"/>
-            <w:r>
-              <w:rPr>
-                <w:sz w:val="24"/>
-                <w:szCs w:val="24"/>
-              </w:rPr>
-              <w:t>техника</w:t>
-            </w:r>
-            <w:r>
-              <w:rPr>
-                <w:sz w:val="24"/>
-                <w:szCs w:val="24"/>
-              </w:rPr>
-              <w:t>.Сведения_о_залоге</w:t>
-            </w:r>
-            <w:proofErr w:type="spellEnd"/>
-            <w:r>
-              <w:rPr>
-                <w:sz w:val="24"/>
-                <w:szCs w:val="24"/>
-              </w:rPr>
-              <w:t>}}</w:t>
+              <w:t xml:space="preserve"> техника</w:t>
+            </w:r>
+            <w:r>
+              <w:rPr>
+                <w:sz w:val="24"/>
+                <w:szCs w:val="24"/>
+              </w:rPr>
+              <w:t>.Сведения_о_залоге}}</w:t>
             </w:r>
           </w:p>
         </w:tc>
@@ -8591,39 +7416,7 @@
                 <w:sz w:val="24"/>
                 <w:szCs w:val="24"/>
               </w:rPr>
-              <w:t>{%</w:t>
-            </w:r>
-            <w:proofErr w:type="spellStart"/>
-            <w:r>
-              <w:rPr>
-                <w:sz w:val="24"/>
-                <w:szCs w:val="24"/>
-              </w:rPr>
-              <w:t>tr</w:t>
-            </w:r>
-            <w:proofErr w:type="spellEnd"/>
-            <w:r>
-              <w:rPr>
-                <w:sz w:val="24"/>
-                <w:szCs w:val="24"/>
-              </w:rPr>
-              <w:t xml:space="preserve"> </w:t>
-            </w:r>
-            <w:proofErr w:type="spellStart"/>
-            <w:r>
-              <w:rPr>
-                <w:sz w:val="24"/>
-                <w:szCs w:val="24"/>
-              </w:rPr>
-              <w:t>endfor</w:t>
-            </w:r>
-            <w:proofErr w:type="spellEnd"/>
-            <w:r>
-              <w:rPr>
-                <w:sz w:val="24"/>
-                <w:szCs w:val="24"/>
-              </w:rPr>
-              <w:t xml:space="preserve"> %}</w:t>
+              <w:t>{%tr endfor %}</w:t>
             </w:r>
           </w:p>
         </w:tc>
@@ -8764,33 +7557,8 @@
                 <w:sz w:val="24"/>
                 <w:szCs w:val="24"/>
               </w:rPr>
-              <w:t>{%</w:t>
-            </w:r>
-            <w:proofErr w:type="spellStart"/>
-            <w:r>
-              <w:rPr>
-                <w:sz w:val="24"/>
-                <w:szCs w:val="24"/>
-              </w:rPr>
-              <w:t>tr</w:t>
-            </w:r>
-            <w:proofErr w:type="spellEnd"/>
-            <w:r>
-              <w:rPr>
-                <w:sz w:val="24"/>
-                <w:szCs w:val="24"/>
-              </w:rPr>
-              <w:t xml:space="preserve"> </w:t>
-            </w:r>
-            <w:proofErr w:type="spellStart"/>
-            <w:r>
-              <w:rPr>
-                <w:sz w:val="24"/>
-                <w:szCs w:val="24"/>
-              </w:rPr>
-              <w:t>for</w:t>
-            </w:r>
-            <w:proofErr w:type="spellEnd"/>
+              <w:t>{%tr for</w:t>
+            </w:r>
             <w:r>
               <w:rPr>
                 <w:sz w:val="24"/>
@@ -8803,17 +7571,8 @@
                 <w:sz w:val="24"/>
                 <w:szCs w:val="24"/>
               </w:rPr>
-              <w:t xml:space="preserve"> </w:t>
-            </w:r>
-            <w:proofErr w:type="spellStart"/>
-            <w:r>
-              <w:rPr>
-                <w:sz w:val="24"/>
-                <w:szCs w:val="24"/>
-              </w:rPr>
-              <w:t>in</w:t>
-            </w:r>
-            <w:proofErr w:type="spellEnd"/>
+              <w:t xml:space="preserve"> in</w:t>
+            </w:r>
             <w:r>
               <w:rPr>
                 <w:sz w:val="24"/>
@@ -8947,6 +7706,13 @@
                 <w:sz w:val="24"/>
                 <w:szCs w:val="24"/>
               </w:rPr>
+              <w:t>{% vm %}</w:t>
+            </w:r>
+            <w:r>
+              <w:rPr>
+                <w:sz w:val="24"/>
+                <w:szCs w:val="24"/>
+              </w:rPr>
               <w:t>2.5</w:t>
             </w:r>
           </w:p>
@@ -8957,7 +7723,7 @@
             <w:tcBorders>
               <w:bottom w:val="single" w:sz="4" w:space="0" w:color="auto"/>
             </w:tcBorders>
-            <w:vAlign w:val="bottom"/>
+            <w:vAlign w:val="top"/>
           </w:tcPr>
           <w:p>
             <w:pPr>
@@ -8972,6 +7738,13 @@
                 <w:sz w:val="24"/>
                 <w:szCs w:val="24"/>
               </w:rPr>
+              <w:t>{% vm %}</w:t>
+            </w:r>
+            <w:r>
+              <w:rPr>
+                <w:sz w:val="24"/>
+                <w:szCs w:val="24"/>
+              </w:rPr>
               <w:t>Водный транспорт:</w:t>
             </w:r>
           </w:p>
@@ -8981,31 +7754,7 @@
               <w:rPr>
                 <w:sz w:val="24"/>
                 <w:szCs w:val="24"/>
-              </w:rPr>
-            </w:pPr>
-            <w:r>
-              <w:rPr>
-                <w:sz w:val="24"/>
-                <w:szCs w:val="24"/>
-              </w:rPr>
-              <w:t>1)</w:t>
-            </w:r>
-          </w:p>
-        </w:tc>
-        <w:tc>
-          <w:tcPr>
-            <w:tcW w:w="1474" w:type="dxa"/>
-            <w:tcBorders>
-              <w:bottom w:val="single" w:sz="4" w:space="0" w:color="auto"/>
-            </w:tcBorders>
-            <w:vAlign w:val="center"/>
-          </w:tcPr>
-          <w:p>
-            <w:pPr>
-              <w:jc w:val="center"/>
-              <w:rPr>
-                <w:sz w:val="24"/>
-                <w:szCs w:val="24"/>
+                <w:lang w:val="en-US"/>
               </w:rPr>
             </w:pPr>
             <w:r>
@@ -9020,28 +7769,13 @@
                 <w:sz w:val="24"/>
                 <w:szCs w:val="24"/>
               </w:rPr>
-              <w:t xml:space="preserve"> </w:t>
-            </w:r>
-            <w:proofErr w:type="spellStart"/>
-            <w:r>
-              <w:rPr>
-                <w:sz w:val="24"/>
-                <w:szCs w:val="24"/>
-              </w:rPr>
-              <w:t>лодка</w:t>
-            </w:r>
-            <w:r>
-              <w:rPr>
-                <w:sz w:val="24"/>
-                <w:szCs w:val="24"/>
-              </w:rPr>
-              <w:t>.Идентификационный_номер</w:t>
-            </w:r>
-            <w:proofErr w:type="spellEnd"/>
-            <w:r>
-              <w:rPr>
-                <w:sz w:val="24"/>
-                <w:szCs w:val="24"/>
+              <w:t>лодка.Число</w:t>
+            </w:r>
+            <w:r>
+              <w:rPr>
+                <w:sz w:val="24"/>
+                <w:szCs w:val="24"/>
+                <w:lang w:val="en-US"/>
               </w:rPr>
               <w:t>}}</w:t>
             </w:r>
@@ -9075,30 +7809,14 @@
                 <w:sz w:val="24"/>
                 <w:szCs w:val="24"/>
               </w:rPr>
-              <w:t xml:space="preserve"> </w:t>
-            </w:r>
-            <w:proofErr w:type="spellStart"/>
-            <w:r>
-              <w:rPr>
-                <w:sz w:val="24"/>
-                <w:szCs w:val="24"/>
-              </w:rPr>
-              <w:t>лодка</w:t>
-            </w:r>
-            <w:r>
-              <w:rPr>
-                <w:sz w:val="24"/>
-                <w:szCs w:val="24"/>
-              </w:rPr>
-              <w:t>.Вид_собственности</w:t>
-            </w:r>
-            <w:proofErr w:type="spellEnd"/>
-            <w:r>
-              <w:rPr>
-                <w:sz w:val="24"/>
-                <w:szCs w:val="24"/>
-              </w:rPr>
-              <w:t>}}</w:t>
+              <w:t xml:space="preserve"> лодка</w:t>
+            </w:r>
+            <w:r>
+              <w:rPr>
+                <w:sz w:val="24"/>
+                <w:szCs w:val="24"/>
+              </w:rPr>
+              <w:t>.Идентификационный_номер}}</w:t>
             </w:r>
           </w:p>
         </w:tc>
@@ -9130,30 +7848,14 @@
                 <w:sz w:val="24"/>
                 <w:szCs w:val="24"/>
               </w:rPr>
-              <w:t xml:space="preserve"> </w:t>
-            </w:r>
-            <w:proofErr w:type="spellStart"/>
-            <w:r>
-              <w:rPr>
-                <w:sz w:val="24"/>
-                <w:szCs w:val="24"/>
-              </w:rPr>
-              <w:t>лодка</w:t>
-            </w:r>
-            <w:r>
-              <w:rPr>
-                <w:sz w:val="24"/>
-                <w:szCs w:val="24"/>
-              </w:rPr>
-              <w:t>.Место_нахождения</w:t>
-            </w:r>
-            <w:proofErr w:type="spellEnd"/>
-            <w:r>
-              <w:rPr>
-                <w:sz w:val="24"/>
-                <w:szCs w:val="24"/>
-              </w:rPr>
-              <w:t>}}</w:t>
+              <w:t xml:space="preserve"> лодка</w:t>
+            </w:r>
+            <w:r>
+              <w:rPr>
+                <w:sz w:val="24"/>
+                <w:szCs w:val="24"/>
+              </w:rPr>
+              <w:t>.Вид_собственности}}</w:t>
             </w:r>
           </w:p>
         </w:tc>
@@ -9185,30 +7887,14 @@
                 <w:sz w:val="24"/>
                 <w:szCs w:val="24"/>
               </w:rPr>
-              <w:t xml:space="preserve"> </w:t>
-            </w:r>
-            <w:proofErr w:type="spellStart"/>
-            <w:r>
-              <w:rPr>
-                <w:sz w:val="24"/>
-                <w:szCs w:val="24"/>
-              </w:rPr>
-              <w:t>лодка</w:t>
-            </w:r>
-            <w:r>
-              <w:rPr>
-                <w:sz w:val="24"/>
-                <w:szCs w:val="24"/>
-              </w:rPr>
-              <w:t>.Стоимость</w:t>
-            </w:r>
-            <w:proofErr w:type="spellEnd"/>
-            <w:r>
-              <w:rPr>
-                <w:sz w:val="24"/>
-                <w:szCs w:val="24"/>
-              </w:rPr>
-              <w:t>}}</w:t>
+              <w:t xml:space="preserve"> лодка</w:t>
+            </w:r>
+            <w:r>
+              <w:rPr>
+                <w:sz w:val="24"/>
+                <w:szCs w:val="24"/>
+              </w:rPr>
+              <w:t>.Место_нахождения}}</w:t>
             </w:r>
           </w:p>
         </w:tc>
@@ -9240,30 +7926,53 @@
                 <w:sz w:val="24"/>
                 <w:szCs w:val="24"/>
               </w:rPr>
-              <w:t xml:space="preserve"> </w:t>
-            </w:r>
-            <w:proofErr w:type="spellStart"/>
-            <w:r>
-              <w:rPr>
-                <w:sz w:val="24"/>
-                <w:szCs w:val="24"/>
-              </w:rPr>
-              <w:t>лодка</w:t>
-            </w:r>
-            <w:r>
-              <w:rPr>
-                <w:sz w:val="24"/>
-                <w:szCs w:val="24"/>
-              </w:rPr>
-              <w:t>.Сведения_о_залоге</w:t>
-            </w:r>
-            <w:proofErr w:type="spellEnd"/>
-            <w:r>
-              <w:rPr>
-                <w:sz w:val="24"/>
-                <w:szCs w:val="24"/>
-              </w:rPr>
-              <w:t>}}</w:t>
+              <w:t xml:space="preserve"> лодка</w:t>
+            </w:r>
+            <w:r>
+              <w:rPr>
+                <w:sz w:val="24"/>
+                <w:szCs w:val="24"/>
+              </w:rPr>
+              <w:t>.Стоимость}}</w:t>
+            </w:r>
+          </w:p>
+        </w:tc>
+        <w:tc>
+          <w:tcPr>
+            <w:tcW w:w="1474" w:type="dxa"/>
+            <w:tcBorders>
+              <w:bottom w:val="single" w:sz="4" w:space="0" w:color="auto"/>
+            </w:tcBorders>
+            <w:vAlign w:val="center"/>
+          </w:tcPr>
+          <w:p>
+            <w:pPr>
+              <w:jc w:val="center"/>
+              <w:rPr>
+                <w:sz w:val="24"/>
+                <w:szCs w:val="24"/>
+              </w:rPr>
+            </w:pPr>
+            <w:r>
+              <w:rPr>
+                <w:sz w:val="24"/>
+                <w:szCs w:val="24"/>
+              </w:rPr>
+              <w:t>{{</w:t>
+            </w:r>
+            <w:r>
+              <w:rPr>
+                <w:sz w:val="24"/>
+                <w:szCs w:val="24"/>
+              </w:rPr>
+              <w:t xml:space="preserve"> лодка</w:t>
+            </w:r>
+            <w:r>
+              <w:rPr>
+                <w:sz w:val="24"/>
+                <w:szCs w:val="24"/>
+              </w:rPr>
+              <w:t>.Сведения_о_залоге}}</w:t>
             </w:r>
           </w:p>
         </w:tc>
@@ -9307,39 +8016,7 @@
                 <w:sz w:val="24"/>
                 <w:szCs w:val="24"/>
               </w:rPr>
-              <w:t>{%</w:t>
-            </w:r>
-            <w:proofErr w:type="spellStart"/>
-            <w:r>
-              <w:rPr>
-                <w:sz w:val="24"/>
-                <w:szCs w:val="24"/>
-              </w:rPr>
-              <w:t>tr</w:t>
-            </w:r>
-            <w:proofErr w:type="spellEnd"/>
-            <w:r>
-              <w:rPr>
-                <w:sz w:val="24"/>
-                <w:szCs w:val="24"/>
-              </w:rPr>
-              <w:t xml:space="preserve"> </w:t>
-            </w:r>
-            <w:proofErr w:type="spellStart"/>
-            <w:r>
-              <w:rPr>
-                <w:sz w:val="24"/>
-                <w:szCs w:val="24"/>
-              </w:rPr>
-              <w:t>endfor</w:t>
-            </w:r>
-            <w:proofErr w:type="spellEnd"/>
-            <w:r>
-              <w:rPr>
-                <w:sz w:val="24"/>
-                <w:szCs w:val="24"/>
-              </w:rPr>
-              <w:t xml:space="preserve"> %}</w:t>
+              <w:t>{%tr endfor %}</w:t>
             </w:r>
           </w:p>
         </w:tc>
@@ -9473,17 +8150,8 @@
                 <w:sz w:val="24"/>
                 <w:szCs w:val="24"/>
               </w:rPr>
-              <w:t>{%</w:t>
-            </w:r>
-            <w:proofErr w:type="spellStart"/>
-            <w:r>
-              <w:rPr>
-                <w:sz w:val="24"/>
-                <w:szCs w:val="24"/>
-              </w:rPr>
-              <w:t>tr</w:t>
-            </w:r>
-            <w:proofErr w:type="spellEnd"/>
+              <w:t>{%tr for</w:t>
+            </w:r>
             <w:r>
               <w:rPr>
                 <w:sz w:val="24"/>
@@ -9491,22 +8159,6 @@
               </w:rPr>
               <w:t xml:space="preserve"> </w:t>
             </w:r>
-            <w:proofErr w:type="spellStart"/>
-            <w:r>
-              <w:rPr>
-                <w:sz w:val="24"/>
-                <w:szCs w:val="24"/>
-              </w:rPr>
-              <w:t>for</w:t>
-            </w:r>
-            <w:proofErr w:type="spellEnd"/>
-            <w:r>
-              <w:rPr>
-                <w:sz w:val="24"/>
-                <w:szCs w:val="24"/>
-              </w:rPr>
-              <w:t xml:space="preserve"> </w:t>
-            </w:r>
             <w:r>
               <w:rPr>
                 <w:sz w:val="24"/>
@@ -9514,7 +8166,6 @@
               </w:rPr>
               <w:t xml:space="preserve">самолет </w:t>
             </w:r>
-            <w:proofErr w:type="spellStart"/>
             <w:r>
               <w:rPr>
                 <w:sz w:val="24"/>
@@ -9522,7 +8173,6 @@
               </w:rPr>
               <w:t>in</w:t>
             </w:r>
-            <w:proofErr w:type="spellEnd"/>
             <w:r>
               <w:rPr>
                 <w:sz w:val="24"/>
@@ -9651,6 +8301,13 @@
                 <w:sz w:val="24"/>
                 <w:szCs w:val="24"/>
               </w:rPr>
+              <w:t>{% vm %}</w:t>
+            </w:r>
+            <w:r>
+              <w:rPr>
+                <w:sz w:val="24"/>
+                <w:szCs w:val="24"/>
+              </w:rPr>
               <w:t>2.6</w:t>
             </w:r>
           </w:p>
@@ -9661,7 +8318,7 @@
             <w:tcBorders>
               <w:bottom w:val="single" w:sz="4" w:space="0" w:color="auto"/>
             </w:tcBorders>
-            <w:vAlign w:val="bottom"/>
+            <w:vAlign w:val="top"/>
           </w:tcPr>
           <w:p>
             <w:pPr>
@@ -9676,6 +8333,13 @@
                 <w:sz w:val="24"/>
                 <w:szCs w:val="24"/>
               </w:rPr>
+              <w:t>{% vm %}</w:t>
+            </w:r>
+            <w:r>
+              <w:rPr>
+                <w:sz w:val="24"/>
+                <w:szCs w:val="24"/>
+              </w:rPr>
               <w:t>Воздушный транспорт</w:t>
             </w:r>
           </w:p>
@@ -9692,31 +8356,6 @@
                 <w:sz w:val="24"/>
                 <w:szCs w:val="24"/>
               </w:rPr>
-              <w:t>1)</w:t>
-            </w:r>
-          </w:p>
-        </w:tc>
-        <w:tc>
-          <w:tcPr>
-            <w:tcW w:w="1474" w:type="dxa"/>
-            <w:tcBorders>
-              <w:bottom w:val="single" w:sz="4" w:space="0" w:color="auto"/>
-            </w:tcBorders>
-            <w:vAlign w:val="center"/>
-          </w:tcPr>
-          <w:p>
-            <w:pPr>
-              <w:jc w:val="center"/>
-              <w:rPr>
-                <w:sz w:val="24"/>
-                <w:szCs w:val="24"/>
-              </w:rPr>
-            </w:pPr>
-            <w:r>
-              <w:rPr>
-                <w:sz w:val="24"/>
-                <w:szCs w:val="24"/>
-              </w:rPr>
               <w:t>{{</w:t>
             </w:r>
             <w:r>
@@ -9724,24 +8363,8 @@
                 <w:sz w:val="24"/>
                 <w:szCs w:val="24"/>
               </w:rPr>
-              <w:t xml:space="preserve"> </w:t>
-            </w:r>
-            <w:proofErr w:type="spellStart"/>
-            <w:r>
-              <w:rPr>
-                <w:sz w:val="24"/>
-                <w:szCs w:val="24"/>
-              </w:rPr>
-              <w:t>самолет</w:t>
-            </w:r>
-            <w:r>
-              <w:rPr>
-                <w:sz w:val="24"/>
-                <w:szCs w:val="24"/>
-              </w:rPr>
-              <w:t>.Идентификационный_номер</w:t>
-            </w:r>
-            <w:proofErr w:type="spellEnd"/>
+              <w:t>самолет.Число</w:t>
+            </w:r>
             <w:r>
               <w:rPr>
                 <w:sz w:val="24"/>
@@ -9779,30 +8402,14 @@
                 <w:sz w:val="24"/>
                 <w:szCs w:val="24"/>
               </w:rPr>
-              <w:t xml:space="preserve"> </w:t>
-            </w:r>
-            <w:proofErr w:type="spellStart"/>
-            <w:r>
-              <w:rPr>
-                <w:sz w:val="24"/>
-                <w:szCs w:val="24"/>
-              </w:rPr>
-              <w:t>самолет</w:t>
-            </w:r>
-            <w:r>
-              <w:rPr>
-                <w:sz w:val="24"/>
-                <w:szCs w:val="24"/>
-              </w:rPr>
-              <w:t>.Вид_собственности</w:t>
-            </w:r>
-            <w:proofErr w:type="spellEnd"/>
-            <w:r>
-              <w:rPr>
-                <w:sz w:val="24"/>
-                <w:szCs w:val="24"/>
-              </w:rPr>
-              <w:t>}}</w:t>
+              <w:t xml:space="preserve"> самолет</w:t>
+            </w:r>
+            <w:r>
+              <w:rPr>
+                <w:sz w:val="24"/>
+                <w:szCs w:val="24"/>
+              </w:rPr>
+              <w:t>.Идентификационный_номер}}</w:t>
             </w:r>
           </w:p>
         </w:tc>
@@ -9834,30 +8441,14 @@
                 <w:sz w:val="24"/>
                 <w:szCs w:val="24"/>
               </w:rPr>
-              <w:t xml:space="preserve"> </w:t>
-            </w:r>
-            <w:proofErr w:type="spellStart"/>
-            <w:r>
-              <w:rPr>
-                <w:sz w:val="24"/>
-                <w:szCs w:val="24"/>
-              </w:rPr>
-              <w:t>самолет</w:t>
-            </w:r>
-            <w:r>
-              <w:rPr>
-                <w:sz w:val="24"/>
-                <w:szCs w:val="24"/>
-              </w:rPr>
-              <w:t>.Место_нахождения</w:t>
-            </w:r>
-            <w:proofErr w:type="spellEnd"/>
-            <w:r>
-              <w:rPr>
-                <w:sz w:val="24"/>
-                <w:szCs w:val="24"/>
-              </w:rPr>
-              <w:t>}}</w:t>
+              <w:t xml:space="preserve"> самолет</w:t>
+            </w:r>
+            <w:r>
+              <w:rPr>
+                <w:sz w:val="24"/>
+                <w:szCs w:val="24"/>
+              </w:rPr>
+              <w:t>.Вид_собственности}}</w:t>
             </w:r>
           </w:p>
         </w:tc>
@@ -9889,30 +8480,14 @@
                 <w:sz w:val="24"/>
                 <w:szCs w:val="24"/>
               </w:rPr>
-              <w:t xml:space="preserve"> </w:t>
-            </w:r>
-            <w:proofErr w:type="spellStart"/>
-            <w:r>
-              <w:rPr>
-                <w:sz w:val="24"/>
-                <w:szCs w:val="24"/>
-              </w:rPr>
-              <w:t>самолет</w:t>
-            </w:r>
-            <w:r>
-              <w:rPr>
-                <w:sz w:val="24"/>
-                <w:szCs w:val="24"/>
-              </w:rPr>
-              <w:t>.Стоимость</w:t>
-            </w:r>
-            <w:proofErr w:type="spellEnd"/>
-            <w:r>
-              <w:rPr>
-                <w:sz w:val="24"/>
-                <w:szCs w:val="24"/>
-              </w:rPr>
-              <w:t>}}</w:t>
+              <w:t xml:space="preserve"> самолет</w:t>
+            </w:r>
+            <w:r>
+              <w:rPr>
+                <w:sz w:val="24"/>
+                <w:szCs w:val="24"/>
+              </w:rPr>
+              <w:t>.Место_нахождения}}</w:t>
             </w:r>
           </w:p>
         </w:tc>
@@ -9944,30 +8519,53 @@
                 <w:sz w:val="24"/>
                 <w:szCs w:val="24"/>
               </w:rPr>
-              <w:t xml:space="preserve"> </w:t>
-            </w:r>
-            <w:proofErr w:type="spellStart"/>
-            <w:r>
-              <w:rPr>
-                <w:sz w:val="24"/>
-                <w:szCs w:val="24"/>
-              </w:rPr>
-              <w:t>самолет</w:t>
-            </w:r>
-            <w:r>
-              <w:rPr>
-                <w:sz w:val="24"/>
-                <w:szCs w:val="24"/>
-              </w:rPr>
-              <w:t>.Сведения_о_залоге</w:t>
-            </w:r>
-            <w:proofErr w:type="spellEnd"/>
-            <w:r>
-              <w:rPr>
-                <w:sz w:val="24"/>
-                <w:szCs w:val="24"/>
-              </w:rPr>
-              <w:t>}}</w:t>
+              <w:t xml:space="preserve"> самолет</w:t>
+            </w:r>
+            <w:r>
+              <w:rPr>
+                <w:sz w:val="24"/>
+                <w:szCs w:val="24"/>
+              </w:rPr>
+              <w:t>.Стоимость}}</w:t>
+            </w:r>
+          </w:p>
+        </w:tc>
+        <w:tc>
+          <w:tcPr>
+            <w:tcW w:w="1474" w:type="dxa"/>
+            <w:tcBorders>
+              <w:bottom w:val="single" w:sz="4" w:space="0" w:color="auto"/>
+            </w:tcBorders>
+            <w:vAlign w:val="center"/>
+          </w:tcPr>
+          <w:p>
+            <w:pPr>
+              <w:jc w:val="center"/>
+              <w:rPr>
+                <w:sz w:val="24"/>
+                <w:szCs w:val="24"/>
+              </w:rPr>
+            </w:pPr>
+            <w:r>
+              <w:rPr>
+                <w:sz w:val="24"/>
+                <w:szCs w:val="24"/>
+              </w:rPr>
+              <w:t>{{</w:t>
+            </w:r>
+            <w:r>
+              <w:rPr>
+                <w:sz w:val="24"/>
+                <w:szCs w:val="24"/>
+              </w:rPr>
+              <w:t xml:space="preserve"> самолет</w:t>
+            </w:r>
+            <w:r>
+              <w:rPr>
+                <w:sz w:val="24"/>
+                <w:szCs w:val="24"/>
+              </w:rPr>
+              <w:t>.Сведения_о_залоге}}</w:t>
             </w:r>
           </w:p>
         </w:tc>
@@ -10011,39 +8609,7 @@
                 <w:sz w:val="24"/>
                 <w:szCs w:val="24"/>
               </w:rPr>
-              <w:t>{%</w:t>
-            </w:r>
-            <w:proofErr w:type="spellStart"/>
-            <w:r>
-              <w:rPr>
-                <w:sz w:val="24"/>
-                <w:szCs w:val="24"/>
-              </w:rPr>
-              <w:t>tr</w:t>
-            </w:r>
-            <w:proofErr w:type="spellEnd"/>
-            <w:r>
-              <w:rPr>
-                <w:sz w:val="24"/>
-                <w:szCs w:val="24"/>
-              </w:rPr>
-              <w:t xml:space="preserve"> </w:t>
-            </w:r>
-            <w:proofErr w:type="spellStart"/>
-            <w:r>
-              <w:rPr>
-                <w:sz w:val="24"/>
-                <w:szCs w:val="24"/>
-              </w:rPr>
-              <w:t>endfor</w:t>
-            </w:r>
-            <w:proofErr w:type="spellEnd"/>
-            <w:r>
-              <w:rPr>
-                <w:sz w:val="24"/>
-                <w:szCs w:val="24"/>
-              </w:rPr>
-              <w:t xml:space="preserve"> %}</w:t>
+              <w:t>{%tr endfor %}</w:t>
             </w:r>
           </w:p>
         </w:tc>
@@ -10343,6 +8909,13 @@
                 <w:sz w:val="24"/>
                 <w:szCs w:val="24"/>
               </w:rPr>
+              <w:t>{% vm %}</w:t>
+            </w:r>
+            <w:r>
+              <w:rPr>
+                <w:sz w:val="24"/>
+                <w:szCs w:val="24"/>
+              </w:rPr>
               <w:t>2.7</w:t>
             </w:r>
           </w:p>
@@ -10350,7 +8923,7 @@
         <w:tc>
           <w:tcPr>
             <w:tcW w:w="2381" w:type="dxa"/>
-            <w:vAlign w:val="bottom"/>
+            <w:vAlign w:val="top"/>
           </w:tcPr>
           <w:p>
             <w:pPr>
@@ -10365,6 +8938,13 @@
                 <w:sz w:val="24"/>
                 <w:szCs w:val="24"/>
               </w:rPr>
+              <w:t>{% vm %}</w:t>
+            </w:r>
+            <w:r>
+              <w:rPr>
+                <w:sz w:val="24"/>
+                <w:szCs w:val="24"/>
+              </w:rPr>
               <w:t>Иные транспортные средства:</w:t>
             </w:r>
           </w:p>
@@ -10374,38 +8954,54 @@
               <w:rPr>
                 <w:sz w:val="24"/>
                 <w:szCs w:val="24"/>
-              </w:rPr>
-            </w:pPr>
-            <w:r>
-              <w:rPr>
-                <w:sz w:val="24"/>
-                <w:szCs w:val="24"/>
-              </w:rPr>
-              <w:t>1)</w:t>
-            </w:r>
-          </w:p>
-        </w:tc>
-        <w:tc>
-          <w:tcPr>
-            <w:tcW w:w="1474" w:type="dxa"/>
-            <w:vAlign w:val="center"/>
-          </w:tcPr>
-          <w:p>
-            <w:pPr>
-              <w:jc w:val="center"/>
-              <w:rPr>
-                <w:sz w:val="24"/>
-                <w:szCs w:val="24"/>
-              </w:rPr>
-            </w:pPr>
-            <w:r>
-              <w:rPr>
-                <w:sz w:val="24"/>
-                <w:szCs w:val="24"/>
+                <w:lang w:val="en-US"/>
+              </w:rPr>
+            </w:pPr>
+            <w:r>
+              <w:rPr>
+                <w:sz w:val="24"/>
+                <w:szCs w:val="24"/>
+                <w:lang w:val="en-US"/>
               </w:rPr>
               <w:t>{{</w:t>
             </w:r>
-            <w:proofErr w:type="spellStart"/>
+            <w:r>
+              <w:rPr>
+                <w:sz w:val="24"/>
+                <w:szCs w:val="24"/>
+              </w:rPr>
+              <w:t>другое.Число</w:t>
+            </w:r>
+            <w:r>
+              <w:rPr>
+                <w:sz w:val="24"/>
+                <w:szCs w:val="24"/>
+                <w:lang w:val="en-US"/>
+              </w:rPr>
+              <w:t>}}</w:t>
+            </w:r>
+          </w:p>
+        </w:tc>
+        <w:tc>
+          <w:tcPr>
+            <w:tcW w:w="1474" w:type="dxa"/>
+            <w:vAlign w:val="center"/>
+          </w:tcPr>
+          <w:p>
+            <w:pPr>
+              <w:jc w:val="center"/>
+              <w:rPr>
+                <w:sz w:val="24"/>
+                <w:szCs w:val="24"/>
+              </w:rPr>
+            </w:pPr>
+            <w:r>
+              <w:rPr>
+                <w:sz w:val="24"/>
+                <w:szCs w:val="24"/>
+              </w:rPr>
+              <w:t>{{</w:t>
+            </w:r>
             <w:r>
               <w:rPr>
                 <w:sz w:val="24"/>
@@ -10418,15 +9014,7 @@
                 <w:sz w:val="24"/>
                 <w:szCs w:val="24"/>
               </w:rPr>
-              <w:t>.Идентификационный_номер</w:t>
-            </w:r>
-            <w:proofErr w:type="spellEnd"/>
-            <w:r>
-              <w:rPr>
-                <w:sz w:val="24"/>
-                <w:szCs w:val="24"/>
-              </w:rPr>
-              <w:t>}}</w:t>
+              <w:t>.Идентификационный_номер}}</w:t>
             </w:r>
           </w:p>
         </w:tc>
@@ -10450,7 +9038,6 @@
               </w:rPr>
               <w:t>{{</w:t>
             </w:r>
-            <w:proofErr w:type="spellStart"/>
             <w:r>
               <w:rPr>
                 <w:sz w:val="24"/>
@@ -10463,15 +9050,7 @@
                 <w:sz w:val="24"/>
                 <w:szCs w:val="24"/>
               </w:rPr>
-              <w:t>.Вид_собственности</w:t>
-            </w:r>
-            <w:proofErr w:type="spellEnd"/>
-            <w:r>
-              <w:rPr>
-                <w:sz w:val="24"/>
-                <w:szCs w:val="24"/>
-              </w:rPr>
-              <w:t>}}</w:t>
+              <w:t>.Вид_собственности}}</w:t>
             </w:r>
           </w:p>
         </w:tc>
@@ -10495,7 +9074,6 @@
               </w:rPr>
               <w:t>{{</w:t>
             </w:r>
-            <w:proofErr w:type="spellStart"/>
             <w:r>
               <w:rPr>
                 <w:sz w:val="24"/>
@@ -10508,15 +9086,7 @@
                 <w:sz w:val="24"/>
                 <w:szCs w:val="24"/>
               </w:rPr>
-              <w:t>.Место_нахождения</w:t>
-            </w:r>
-            <w:proofErr w:type="spellEnd"/>
-            <w:r>
-              <w:rPr>
-                <w:sz w:val="24"/>
-                <w:szCs w:val="24"/>
-              </w:rPr>
-              <w:t>}}</w:t>
+              <w:t>.Место_нахождения}}</w:t>
             </w:r>
           </w:p>
         </w:tc>
@@ -10540,7 +9110,6 @@
               </w:rPr>
               <w:t>{{</w:t>
             </w:r>
-            <w:proofErr w:type="spellStart"/>
             <w:r>
               <w:rPr>
                 <w:sz w:val="24"/>
@@ -10553,15 +9122,7 @@
                 <w:sz w:val="24"/>
                 <w:szCs w:val="24"/>
               </w:rPr>
-              <w:t>.Стоимость</w:t>
-            </w:r>
-            <w:proofErr w:type="spellEnd"/>
-            <w:r>
-              <w:rPr>
-                <w:sz w:val="24"/>
-                <w:szCs w:val="24"/>
-              </w:rPr>
-              <w:t>}}</w:t>
+              <w:t>.Стоимость}}</w:t>
             </w:r>
           </w:p>
         </w:tc>
@@ -10585,7 +9146,6 @@
               </w:rPr>
               <w:t>{{</w:t>
             </w:r>
-            <w:proofErr w:type="spellStart"/>
             <w:r>
               <w:rPr>
                 <w:sz w:val="24"/>
@@ -10598,15 +9158,7 @@
                 <w:sz w:val="24"/>
                 <w:szCs w:val="24"/>
               </w:rPr>
-              <w:t>.Сведения_о_залоге</w:t>
-            </w:r>
-            <w:proofErr w:type="spellEnd"/>
-            <w:r>
-              <w:rPr>
-                <w:sz w:val="24"/>
-                <w:szCs w:val="24"/>
-              </w:rPr>
-              <w:t>}}</w:t>
+              <w:t>.Сведения_о_залоге}}</w:t>
             </w:r>
           </w:p>
         </w:tc>
@@ -10650,39 +9202,7 @@
                 <w:sz w:val="24"/>
                 <w:szCs w:val="24"/>
               </w:rPr>
-              <w:t>{%</w:t>
-            </w:r>
-            <w:proofErr w:type="spellStart"/>
-            <w:r>
-              <w:rPr>
-                <w:sz w:val="24"/>
-                <w:szCs w:val="24"/>
-              </w:rPr>
-              <w:t>tr</w:t>
-            </w:r>
-            <w:proofErr w:type="spellEnd"/>
-            <w:r>
-              <w:rPr>
-                <w:sz w:val="24"/>
-                <w:szCs w:val="24"/>
-              </w:rPr>
-              <w:t xml:space="preserve"> </w:t>
-            </w:r>
-            <w:proofErr w:type="spellStart"/>
-            <w:r>
-              <w:rPr>
-                <w:sz w:val="24"/>
-                <w:szCs w:val="24"/>
-              </w:rPr>
-              <w:t>endfor</w:t>
-            </w:r>
-            <w:proofErr w:type="spellEnd"/>
-            <w:r>
-              <w:rPr>
-                <w:sz w:val="24"/>
-                <w:szCs w:val="24"/>
-              </w:rPr>
-              <w:t xml:space="preserve"> %}</w:t>
+              <w:t>{%tr endfor %}</w:t>
             </w:r>
           </w:p>
         </w:tc>
@@ -11117,23 +9637,7 @@
                 <w:sz w:val="24"/>
                 <w:szCs w:val="24"/>
               </w:rPr>
-              <w:t>{{</w:t>
-            </w:r>
-            <w:proofErr w:type="spellStart"/>
-            <w:r>
-              <w:rPr>
-                <w:sz w:val="24"/>
-                <w:szCs w:val="24"/>
-              </w:rPr>
-              <w:t>счет.счета_пп</w:t>
-            </w:r>
-            <w:proofErr w:type="spellEnd"/>
-            <w:r>
-              <w:rPr>
-                <w:sz w:val="24"/>
-                <w:szCs w:val="24"/>
-              </w:rPr>
-              <w:t>}}</w:t>
+              <w:t>{{счет.счета_пп}}</w:t>
             </w:r>
           </w:p>
         </w:tc>
@@ -11177,23 +9681,7 @@
                 <w:sz w:val="24"/>
                 <w:szCs w:val="24"/>
               </w:rPr>
-              <w:t>{{</w:t>
-            </w:r>
-            <w:proofErr w:type="spellStart"/>
-            <w:r>
-              <w:rPr>
-                <w:sz w:val="24"/>
-                <w:szCs w:val="24"/>
-              </w:rPr>
-              <w:t>счет.Вид_счета</w:t>
-            </w:r>
-            <w:proofErr w:type="spellEnd"/>
-            <w:r>
-              <w:rPr>
-                <w:sz w:val="24"/>
-                <w:szCs w:val="24"/>
-              </w:rPr>
-              <w:t>}}</w:t>
+              <w:t>{{счет.Вид_счета}}</w:t>
             </w:r>
           </w:p>
         </w:tc>
@@ -11215,23 +9703,7 @@
                 <w:sz w:val="24"/>
                 <w:szCs w:val="24"/>
               </w:rPr>
-              <w:t>{{</w:t>
-            </w:r>
-            <w:proofErr w:type="spellStart"/>
-            <w:r>
-              <w:rPr>
-                <w:sz w:val="24"/>
-                <w:szCs w:val="24"/>
-              </w:rPr>
-              <w:t>счет.Дата_открытия_счета</w:t>
-            </w:r>
-            <w:proofErr w:type="spellEnd"/>
-            <w:r>
-              <w:rPr>
-                <w:sz w:val="24"/>
-                <w:szCs w:val="24"/>
-              </w:rPr>
-              <w:t>}}</w:t>
+              <w:t>{{счет.Дата_открытия_счета}}</w:t>
             </w:r>
           </w:p>
         </w:tc>
@@ -11253,23 +9725,7 @@
                 <w:sz w:val="24"/>
                 <w:szCs w:val="24"/>
               </w:rPr>
-              <w:t>{{</w:t>
-            </w:r>
-            <w:proofErr w:type="spellStart"/>
-            <w:r>
-              <w:rPr>
-                <w:sz w:val="24"/>
-                <w:szCs w:val="24"/>
-              </w:rPr>
-              <w:t>счет.Остаток_на_счете</w:t>
-            </w:r>
-            <w:proofErr w:type="spellEnd"/>
-            <w:r>
-              <w:rPr>
-                <w:sz w:val="24"/>
-                <w:szCs w:val="24"/>
-              </w:rPr>
-              <w:t>}}</w:t>
+              <w:t>{{счет.Остаток_на_счете}}</w:t>
             </w:r>
           </w:p>
         </w:tc>
@@ -11292,39 +9748,7 @@
                 <w:sz w:val="24"/>
                 <w:szCs w:val="24"/>
               </w:rPr>
-              <w:t>{%</w:t>
-            </w:r>
-            <w:proofErr w:type="spellStart"/>
-            <w:r>
-              <w:rPr>
-                <w:sz w:val="24"/>
-                <w:szCs w:val="24"/>
-              </w:rPr>
-              <w:t>tr</w:t>
-            </w:r>
-            <w:proofErr w:type="spellEnd"/>
-            <w:r>
-              <w:rPr>
-                <w:sz w:val="24"/>
-                <w:szCs w:val="24"/>
-              </w:rPr>
-              <w:t xml:space="preserve"> </w:t>
-            </w:r>
-            <w:proofErr w:type="spellStart"/>
-            <w:r>
-              <w:rPr>
-                <w:sz w:val="24"/>
-                <w:szCs w:val="24"/>
-              </w:rPr>
-              <w:t>endfor</w:t>
-            </w:r>
-            <w:proofErr w:type="spellEnd"/>
-            <w:r>
-              <w:rPr>
-                <w:sz w:val="24"/>
-                <w:szCs w:val="24"/>
-              </w:rPr>
-              <w:t xml:space="preserve"> %}</w:t>
+              <w:t>{%tr endfor %}</w:t>
             </w:r>
           </w:p>
         </w:tc>
@@ -11561,23 +9985,7 @@
                 <w:sz w:val="24"/>
                 <w:szCs w:val="24"/>
               </w:rPr>
-              <w:t xml:space="preserve">Уставный, складочный капитал, </w:t>
-            </w:r>
-            <w:proofErr w:type="spellStart"/>
-            <w:r>
-              <w:rPr>
-                <w:sz w:val="24"/>
-                <w:szCs w:val="24"/>
-              </w:rPr>
-              <w:t>паевый</w:t>
-            </w:r>
-            <w:proofErr w:type="spellEnd"/>
-            <w:r>
-              <w:rPr>
-                <w:sz w:val="24"/>
-                <w:szCs w:val="24"/>
-              </w:rPr>
-              <w:t xml:space="preserve"> фонд </w:t>
+              <w:t>Уставный, складочный капитал, паевый фонд </w:t>
             </w:r>
             <w:r>
               <w:rPr>
@@ -13822,7 +12230,6 @@
               </w:rPr>
               <w:t>{{</w:t>
             </w:r>
-            <w:proofErr w:type="spellStart"/>
             <w:r>
               <w:rPr>
                 <w:sz w:val="24"/>
@@ -13830,7 +12237,6 @@
               </w:rPr>
               <w:t>АДень</w:t>
             </w:r>
-            <w:proofErr w:type="spellEnd"/>
             <w:r>
               <w:rPr>
                 <w:sz w:val="24"/>
@@ -13896,7 +12302,6 @@
               </w:rPr>
               <w:t>{{</w:t>
             </w:r>
-            <w:proofErr w:type="spellStart"/>
             <w:r>
               <w:rPr>
                 <w:sz w:val="24"/>
@@ -13904,7 +12309,6 @@
               </w:rPr>
               <w:t>АМесяц</w:t>
             </w:r>
-            <w:proofErr w:type="spellEnd"/>
             <w:r>
               <w:rPr>
                 <w:sz w:val="24"/>
@@ -13970,7 +12374,6 @@
               </w:rPr>
               <w:t>{{</w:t>
             </w:r>
-            <w:proofErr w:type="spellStart"/>
             <w:r>
               <w:rPr>
                 <w:sz w:val="24"/>
@@ -13978,7 +12381,6 @@
               </w:rPr>
               <w:t>ААГод</w:t>
             </w:r>
-            <w:proofErr w:type="spellEnd"/>
             <w:r>
               <w:rPr>
                 <w:sz w:val="24"/>
